--- a/Steps_PodCast/ARTIFICIAL_INTELLIGENCE/Python_Infinity_-_Cracking_ARTIFICIAL_INTELLIGENCE_v1.0.docx
+++ b/Steps_PodCast/ARTIFICIAL_INTELLIGENCE/Python_Infinity_-_Cracking_ARTIFICIAL_INTELLIGENCE_v1.0.docx
@@ -13,16 +13,16 @@
         <mc:AlternateContent>
           <mc:Choice Requires="wps">
             <w:drawing>
-              <wp:anchor distT="0" distB="0" distL="114300" distR="114300" simplePos="0" relativeHeight="251659264" behindDoc="0" locked="0" layoutInCell="1" allowOverlap="1" wp14:anchorId="6F0F5D6E" wp14:editId="58790FCF">
+              <wp:anchor distT="0" distB="0" distL="114300" distR="114300" simplePos="0" relativeHeight="251659264" behindDoc="0" locked="0" layoutInCell="1" allowOverlap="1" wp14:anchorId="6F0F5D6E" wp14:editId="5A9E4F99">
                 <wp:simplePos x="0" y="0"/>
-                <wp:positionH relativeFrom="column">
-                  <wp:posOffset>428625</wp:posOffset>
+                <wp:positionH relativeFrom="margin">
+                  <wp:align>left</wp:align>
                 </wp:positionH>
                 <wp:positionV relativeFrom="paragraph">
-                  <wp:posOffset>6505575</wp:posOffset>
+                  <wp:posOffset>6353175</wp:posOffset>
                 </wp:positionV>
-                <wp:extent cx="4248150" cy="2457450"/>
-                <wp:effectExtent l="57150" t="38100" r="57150" b="76200"/>
+                <wp:extent cx="2981325" cy="2495550"/>
+                <wp:effectExtent l="57150" t="38100" r="66675" b="76200"/>
                 <wp:wrapNone/>
                 <wp:docPr id="1809671125" name="Rectangle: Diagonal Corners Snipped 2"/>
                 <wp:cNvGraphicFramePr/>
@@ -33,7 +33,7 @@
                       <wps:spPr>
                         <a:xfrm>
                           <a:off x="0" y="0"/>
-                          <a:ext cx="4248150" cy="2457450"/>
+                          <a:ext cx="2981325" cy="2495550"/>
                         </a:xfrm>
                         <a:prstGeom prst="snip2DiagRect">
                           <a:avLst/>
@@ -59,6 +59,7 @@
                             <w:pPr>
                               <w:jc w:val="center"/>
                               <w:rPr>
+                                <w:rFonts w:ascii="ADLaM Display" w:hAnsi="ADLaM Display" w:cs="ADLaM Display"/>
                                 <w:color w:val="501549" w:themeColor="accent5" w:themeShade="80"/>
                                 <w:sz w:val="48"/>
                                 <w:szCs w:val="48"/>
@@ -66,6 +67,7 @@
                             </w:pPr>
                             <w:r>
                               <w:rPr>
+                                <w:rFonts w:ascii="ADLaM Display" w:hAnsi="ADLaM Display" w:cs="ADLaM Display"/>
                                 <w:color w:val="501549" w:themeColor="accent5" w:themeShade="80"/>
                                 <w:sz w:val="48"/>
                                 <w:szCs w:val="48"/>
@@ -77,6 +79,7 @@
                             <w:pPr>
                               <w:jc w:val="center"/>
                               <w:rPr>
+                                <w:rFonts w:ascii="ADLaM Display" w:hAnsi="ADLaM Display" w:cs="ADLaM Display"/>
                                 <w:color w:val="60CAF3" w:themeColor="accent4" w:themeTint="99"/>
                                 <w:sz w:val="40"/>
                                 <w:szCs w:val="40"/>
@@ -84,6 +87,7 @@
                             </w:pPr>
                             <w:r>
                               <w:rPr>
+                                <w:rFonts w:ascii="ADLaM Display" w:hAnsi="ADLaM Display" w:cs="ADLaM Display"/>
                                 <w:color w:val="60CAF3" w:themeColor="accent4" w:themeTint="99"/>
                                 <w:sz w:val="40"/>
                                 <w:szCs w:val="40"/>
@@ -92,33 +96,46 @@
                             </w:r>
                             <w:r>
                               <w:rPr>
+                                <w:rFonts w:ascii="ADLaM Display" w:hAnsi="ADLaM Display" w:cs="ADLaM Display"/>
                                 <w:color w:val="60CAF3" w:themeColor="accent4" w:themeTint="99"/>
                                 <w:sz w:val="40"/>
                                 <w:szCs w:val="40"/>
                               </w:rPr>
-                              <w:t>ARTIFICIAL</w:t>
+                              <w:t>A</w:t>
                             </w:r>
                             <w:r>
                               <w:rPr>
+                                <w:rFonts w:ascii="ADLaM Display" w:hAnsi="ADLaM Display" w:cs="ADLaM Display"/>
                                 <w:color w:val="60CAF3" w:themeColor="accent4" w:themeTint="99"/>
                                 <w:sz w:val="40"/>
                                 <w:szCs w:val="40"/>
                               </w:rPr>
-                              <w:t xml:space="preserve"> </w:t>
+                              <w:t>rtificial</w:t>
                             </w:r>
                             <w:r>
                               <w:rPr>
+                                <w:rFonts w:ascii="ADLaM Display" w:hAnsi="ADLaM Display" w:cs="ADLaM Display"/>
                                 <w:color w:val="60CAF3" w:themeColor="accent4" w:themeTint="99"/>
                                 <w:sz w:val="40"/>
                                 <w:szCs w:val="40"/>
                               </w:rPr>
-                              <w:t>INTELLIGENCE</w:t>
+                              <w:t xml:space="preserve"> I</w:t>
+                            </w:r>
+                            <w:r>
+                              <w:rPr>
+                                <w:rFonts w:ascii="ADLaM Display" w:hAnsi="ADLaM Display" w:cs="ADLaM Display"/>
+                                <w:color w:val="60CAF3" w:themeColor="accent4" w:themeTint="99"/>
+                                <w:sz w:val="40"/>
+                                <w:szCs w:val="40"/>
+                              </w:rPr>
+                              <w:t>ntelligence</w:t>
                             </w:r>
                           </w:p>
                           <w:p>
                             <w:pPr>
                               <w:jc w:val="center"/>
                               <w:rPr>
+                                <w:rFonts w:ascii="ADLaM Display" w:hAnsi="ADLaM Display" w:cs="ADLaM Display"/>
                                 <w:color w:val="C00000"/>
                                 <w:sz w:val="48"/>
                                 <w:szCs w:val="48"/>
@@ -126,6 +143,7 @@
                             </w:pPr>
                             <w:r>
                               <w:rPr>
+                                <w:rFonts w:ascii="ADLaM Display" w:hAnsi="ADLaM Display" w:cs="ADLaM Display"/>
                                 <w:color w:val="C00000"/>
                                 <w:sz w:val="48"/>
                                 <w:szCs w:val="48"/>
@@ -155,20 +173,21 @@
           </mc:Choice>
           <mc:Fallback>
             <w:pict>
-              <v:shape w14:anchorId="6F0F5D6E" id="Rectangle: Diagonal Corners Snipped 2" o:spid="_x0000_s1026" style="position:absolute;margin-left:33.75pt;margin-top:512.25pt;width:334.5pt;height:193.5pt;z-index:251659264;visibility:visible;mso-wrap-style:square;mso-width-percent:0;mso-height-percent:0;mso-wrap-distance-left:9pt;mso-wrap-distance-top:0;mso-wrap-distance-right:9pt;mso-wrap-distance-bottom:0;mso-position-horizontal:absolute;mso-position-horizontal-relative:text;mso-position-vertical:absolute;mso-position-vertical-relative:text;mso-width-percent:0;mso-height-percent:0;mso-width-relative:margin;mso-height-relative:margin;v-text-anchor:middle" coordsize="4248150,2457450" o:spt="100" o:gfxdata="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" adj="-11796480,,5400" path="m,l3838567,r409583,409583l4248150,2457450r,l409583,2457450,,2047867,,xe" fillcolor="#54b532 [3033]" stroked="f">
+              <v:shape w14:anchorId="6F0F5D6E" id="Rectangle: Diagonal Corners Snipped 2" o:spid="_x0000_s1026" style="position:absolute;margin-left:0;margin-top:500.25pt;width:234.75pt;height:196.5pt;z-index:251659264;visibility:visible;mso-wrap-style:square;mso-width-percent:0;mso-height-percent:0;mso-wrap-distance-left:9pt;mso-wrap-distance-top:0;mso-wrap-distance-right:9pt;mso-wrap-distance-bottom:0;mso-position-horizontal:left;mso-position-horizontal-relative:margin;mso-position-vertical:absolute;mso-position-vertical-relative:text;mso-width-percent:0;mso-height-percent:0;mso-width-relative:margin;mso-height-relative:margin;v-text-anchor:middle" coordsize="2981325,2495550" o:spt="100" o:gfxdata="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" adj="-11796480,,5400" path="m,l2565392,r415933,415933l2981325,2495550r,l415933,2495550,,2079617,,xe" fillcolor="#54b532 [3033]" stroked="f">
                 <v:fill color2="#4ca42d [3177]" rotate="t" colors="0 #66b352;.5 #4bad28;1 #3f9e1d" focus="100%" type="gradient">
                   <o:fill v:ext="view" type="gradientUnscaled"/>
                 </v:fill>
                 <v:stroke joinstyle="miter"/>
                 <v:shadow on="t" color="black" opacity="41287f" offset="0,1.5pt"/>
                 <v:formulas/>
-                <v:path arrowok="t" o:connecttype="custom" o:connectlocs="0,0;3838567,0;4248150,409583;4248150,2457450;4248150,2457450;409583,2457450;0,2047867;0,0" o:connectangles="0,0,0,0,0,0,0,0" textboxrect="0,0,4248150,2457450"/>
+                <v:path arrowok="t" o:connecttype="custom" o:connectlocs="0,0;2565392,0;2981325,415933;2981325,2495550;2981325,2495550;415933,2495550;0,2079617;0,0" o:connectangles="0,0,0,0,0,0,0,0" textboxrect="0,0,2981325,2495550"/>
                 <v:textbox>
                   <w:txbxContent>
                     <w:p>
                       <w:pPr>
                         <w:jc w:val="center"/>
                         <w:rPr>
+                          <w:rFonts w:ascii="ADLaM Display" w:hAnsi="ADLaM Display" w:cs="ADLaM Display"/>
                           <w:color w:val="501549" w:themeColor="accent5" w:themeShade="80"/>
                           <w:sz w:val="48"/>
                           <w:szCs w:val="48"/>
@@ -176,6 +195,7 @@
                       </w:pPr>
                       <w:r>
                         <w:rPr>
+                          <w:rFonts w:ascii="ADLaM Display" w:hAnsi="ADLaM Display" w:cs="ADLaM Display"/>
                           <w:color w:val="501549" w:themeColor="accent5" w:themeShade="80"/>
                           <w:sz w:val="48"/>
                           <w:szCs w:val="48"/>
@@ -187,6 +207,7 @@
                       <w:pPr>
                         <w:jc w:val="center"/>
                         <w:rPr>
+                          <w:rFonts w:ascii="ADLaM Display" w:hAnsi="ADLaM Display" w:cs="ADLaM Display"/>
                           <w:color w:val="60CAF3" w:themeColor="accent4" w:themeTint="99"/>
                           <w:sz w:val="40"/>
                           <w:szCs w:val="40"/>
@@ -194,6 +215,7 @@
                       </w:pPr>
                       <w:r>
                         <w:rPr>
+                          <w:rFonts w:ascii="ADLaM Display" w:hAnsi="ADLaM Display" w:cs="ADLaM Display"/>
                           <w:color w:val="60CAF3" w:themeColor="accent4" w:themeTint="99"/>
                           <w:sz w:val="40"/>
                           <w:szCs w:val="40"/>
@@ -202,33 +224,46 @@
                       </w:r>
                       <w:r>
                         <w:rPr>
+                          <w:rFonts w:ascii="ADLaM Display" w:hAnsi="ADLaM Display" w:cs="ADLaM Display"/>
                           <w:color w:val="60CAF3" w:themeColor="accent4" w:themeTint="99"/>
                           <w:sz w:val="40"/>
                           <w:szCs w:val="40"/>
                         </w:rPr>
-                        <w:t>ARTIFICIAL</w:t>
+                        <w:t>A</w:t>
                       </w:r>
                       <w:r>
                         <w:rPr>
+                          <w:rFonts w:ascii="ADLaM Display" w:hAnsi="ADLaM Display" w:cs="ADLaM Display"/>
                           <w:color w:val="60CAF3" w:themeColor="accent4" w:themeTint="99"/>
                           <w:sz w:val="40"/>
                           <w:szCs w:val="40"/>
                         </w:rPr>
-                        <w:t xml:space="preserve"> </w:t>
+                        <w:t>rtificial</w:t>
                       </w:r>
                       <w:r>
                         <w:rPr>
+                          <w:rFonts w:ascii="ADLaM Display" w:hAnsi="ADLaM Display" w:cs="ADLaM Display"/>
                           <w:color w:val="60CAF3" w:themeColor="accent4" w:themeTint="99"/>
                           <w:sz w:val="40"/>
                           <w:szCs w:val="40"/>
                         </w:rPr>
-                        <w:t>INTELLIGENCE</w:t>
+                        <w:t xml:space="preserve"> I</w:t>
+                      </w:r>
+                      <w:r>
+                        <w:rPr>
+                          <w:rFonts w:ascii="ADLaM Display" w:hAnsi="ADLaM Display" w:cs="ADLaM Display"/>
+                          <w:color w:val="60CAF3" w:themeColor="accent4" w:themeTint="99"/>
+                          <w:sz w:val="40"/>
+                          <w:szCs w:val="40"/>
+                        </w:rPr>
+                        <w:t>ntelligence</w:t>
                       </w:r>
                     </w:p>
                     <w:p>
                       <w:pPr>
                         <w:jc w:val="center"/>
                         <w:rPr>
+                          <w:rFonts w:ascii="ADLaM Display" w:hAnsi="ADLaM Display" w:cs="ADLaM Display"/>
                           <w:color w:val="C00000"/>
                           <w:sz w:val="48"/>
                           <w:szCs w:val="48"/>
@@ -236,6 +271,7 @@
                       </w:pPr>
                       <w:r>
                         <w:rPr>
+                          <w:rFonts w:ascii="ADLaM Display" w:hAnsi="ADLaM Display" w:cs="ADLaM Display"/>
                           <w:color w:val="C00000"/>
                           <w:sz w:val="48"/>
                           <w:szCs w:val="48"/>
@@ -245,6 +281,7 @@
                     </w:p>
                   </w:txbxContent>
                 </v:textbox>
+                <w10:wrap anchorx="margin"/>
               </v:shape>
             </w:pict>
           </mc:Fallback>
@@ -278,7 +315,7 @@
                     <pic:cNvPicPr/>
                   </pic:nvPicPr>
                   <pic:blipFill>
-                    <a:blip r:embed="rId7"/>
+                    <a:blip r:embed="rId8"/>
                     <a:stretch>
                       <a:fillRect/>
                     </a:stretch>
@@ -349,6 +386,10 @@
             </w:tabs>
             <w:rPr>
               <w:noProof/>
+              <w:kern w:val="2"/>
+              <w:sz w:val="24"/>
+              <w:szCs w:val="24"/>
+              <w14:ligatures w14:val="standardContextual"/>
             </w:rPr>
           </w:pPr>
           <w:r>
@@ -360,7 +401,7 @@
           <w:r>
             <w:fldChar w:fldCharType="separate"/>
           </w:r>
-          <w:hyperlink w:anchor="_Toc198153061" w:history="1">
+          <w:hyperlink w:anchor="_Toc200569500" w:history="1">
             <w:r>
               <w:rPr>
                 <w:rStyle w:val="Hyperlink"/>
@@ -387,7 +428,7 @@
                 <w:noProof/>
                 <w:webHidden/>
               </w:rPr>
-              <w:instrText xml:space="preserve"> PAGEREF _Toc198153061 \h </w:instrText>
+              <w:instrText xml:space="preserve"> PAGEREF _Toc200569500 \h </w:instrText>
             </w:r>
             <w:r>
               <w:rPr>
@@ -407,7 +448,223 @@
                 <w:noProof/>
                 <w:webHidden/>
               </w:rPr>
-              <w:t>2</w:t>
+              <w:t>3</w:t>
+            </w:r>
+            <w:r>
+              <w:rPr>
+                <w:noProof/>
+                <w:webHidden/>
+              </w:rPr>
+              <w:fldChar w:fldCharType="end"/>
+            </w:r>
+          </w:hyperlink>
+        </w:p>
+        <w:p>
+          <w:pPr>
+            <w:pStyle w:val="TOC1"/>
+            <w:tabs>
+              <w:tab w:val="right" w:leader="dot" w:pos="9350"/>
+            </w:tabs>
+            <w:rPr>
+              <w:noProof/>
+              <w:kern w:val="2"/>
+              <w:sz w:val="24"/>
+              <w:szCs w:val="24"/>
+              <w14:ligatures w14:val="standardContextual"/>
+            </w:rPr>
+          </w:pPr>
+          <w:hyperlink w:anchor="_Toc200569501" w:history="1">
+            <w:r>
+              <w:rPr>
+                <w:rStyle w:val="Hyperlink"/>
+                <w:noProof/>
+              </w:rPr>
+              <w:t>The Dot Product in Artificial Intelligence</w:t>
+            </w:r>
+            <w:r>
+              <w:rPr>
+                <w:noProof/>
+                <w:webHidden/>
+              </w:rPr>
+              <w:tab/>
+            </w:r>
+            <w:r>
+              <w:rPr>
+                <w:noProof/>
+                <w:webHidden/>
+              </w:rPr>
+              <w:fldChar w:fldCharType="begin"/>
+            </w:r>
+            <w:r>
+              <w:rPr>
+                <w:noProof/>
+                <w:webHidden/>
+              </w:rPr>
+              <w:instrText xml:space="preserve"> PAGEREF _Toc200569501 \h </w:instrText>
+            </w:r>
+            <w:r>
+              <w:rPr>
+                <w:noProof/>
+                <w:webHidden/>
+              </w:rPr>
+            </w:r>
+            <w:r>
+              <w:rPr>
+                <w:noProof/>
+                <w:webHidden/>
+              </w:rPr>
+              <w:fldChar w:fldCharType="separate"/>
+            </w:r>
+            <w:r>
+              <w:rPr>
+                <w:noProof/>
+                <w:webHidden/>
+              </w:rPr>
+              <w:t>3</w:t>
+            </w:r>
+            <w:r>
+              <w:rPr>
+                <w:noProof/>
+                <w:webHidden/>
+              </w:rPr>
+              <w:fldChar w:fldCharType="end"/>
+            </w:r>
+          </w:hyperlink>
+        </w:p>
+        <w:p>
+          <w:pPr>
+            <w:pStyle w:val="TOC2"/>
+            <w:tabs>
+              <w:tab w:val="right" w:leader="dot" w:pos="9350"/>
+            </w:tabs>
+            <w:rPr>
+              <w:noProof/>
+              <w:kern w:val="2"/>
+              <w:sz w:val="24"/>
+              <w:szCs w:val="24"/>
+              <w14:ligatures w14:val="standardContextual"/>
+            </w:rPr>
+          </w:pPr>
+          <w:hyperlink w:anchor="_Toc200569502" w:history="1">
+            <w:r>
+              <w:rPr>
+                <w:rStyle w:val="Hyperlink"/>
+                <w:noProof/>
+              </w:rPr>
+              <w:t>Definition</w:t>
+            </w:r>
+            <w:r>
+              <w:rPr>
+                <w:noProof/>
+                <w:webHidden/>
+              </w:rPr>
+              <w:tab/>
+            </w:r>
+            <w:r>
+              <w:rPr>
+                <w:noProof/>
+                <w:webHidden/>
+              </w:rPr>
+              <w:fldChar w:fldCharType="begin"/>
+            </w:r>
+            <w:r>
+              <w:rPr>
+                <w:noProof/>
+                <w:webHidden/>
+              </w:rPr>
+              <w:instrText xml:space="preserve"> PAGEREF _Toc200569502 \h </w:instrText>
+            </w:r>
+            <w:r>
+              <w:rPr>
+                <w:noProof/>
+                <w:webHidden/>
+              </w:rPr>
+            </w:r>
+            <w:r>
+              <w:rPr>
+                <w:noProof/>
+                <w:webHidden/>
+              </w:rPr>
+              <w:fldChar w:fldCharType="separate"/>
+            </w:r>
+            <w:r>
+              <w:rPr>
+                <w:noProof/>
+                <w:webHidden/>
+              </w:rPr>
+              <w:t>3</w:t>
+            </w:r>
+            <w:r>
+              <w:rPr>
+                <w:noProof/>
+                <w:webHidden/>
+              </w:rPr>
+              <w:fldChar w:fldCharType="end"/>
+            </w:r>
+          </w:hyperlink>
+        </w:p>
+        <w:p>
+          <w:pPr>
+            <w:pStyle w:val="TOC2"/>
+            <w:tabs>
+              <w:tab w:val="right" w:leader="dot" w:pos="9350"/>
+            </w:tabs>
+            <w:rPr>
+              <w:noProof/>
+              <w:kern w:val="2"/>
+              <w:sz w:val="24"/>
+              <w:szCs w:val="24"/>
+              <w14:ligatures w14:val="standardContextual"/>
+            </w:rPr>
+          </w:pPr>
+          <w:hyperlink w:anchor="_Toc200569503" w:history="1">
+            <w:r>
+              <w:rPr>
+                <w:rStyle w:val="Hyperlink"/>
+                <w:noProof/>
+              </w:rPr>
+              <w:t>Email Spam Detection</w:t>
+            </w:r>
+            <w:r>
+              <w:rPr>
+                <w:noProof/>
+                <w:webHidden/>
+              </w:rPr>
+              <w:tab/>
+            </w:r>
+            <w:r>
+              <w:rPr>
+                <w:noProof/>
+                <w:webHidden/>
+              </w:rPr>
+              <w:fldChar w:fldCharType="begin"/>
+            </w:r>
+            <w:r>
+              <w:rPr>
+                <w:noProof/>
+                <w:webHidden/>
+              </w:rPr>
+              <w:instrText xml:space="preserve"> PAGEREF _Toc200569503 \h </w:instrText>
+            </w:r>
+            <w:r>
+              <w:rPr>
+                <w:noProof/>
+                <w:webHidden/>
+              </w:rPr>
+            </w:r>
+            <w:r>
+              <w:rPr>
+                <w:noProof/>
+                <w:webHidden/>
+              </w:rPr>
+              <w:fldChar w:fldCharType="separate"/>
+            </w:r>
+            <w:r>
+              <w:rPr>
+                <w:noProof/>
+                <w:webHidden/>
+              </w:rPr>
+              <w:t>4</w:t>
             </w:r>
             <w:r>
               <w:rPr>
@@ -532,22 +789,1531 @@
     </w:p>
     <w:p>
       <w:pPr>
-        <w:spacing w:after="100" w:afterAutospacing="1" w:line="240" w:lineRule="auto"/>
-      </w:pPr>
-    </w:p>
-    <w:p>
-      <w:pPr>
         <w:pStyle w:val="Heading1"/>
       </w:pPr>
-      <w:bookmarkStart w:id="0" w:name="_Toc198153061"/>
-      <w:r>
+      <w:bookmarkStart w:id="0" w:name="_Toc200569500"/>
+      <w:r>
+        <w:t>Introduction</w:t>
+      </w:r>
+      <w:bookmarkEnd w:id="0"/>
+    </w:p>
+    <w:p/>
+    <w:p/>
+    <w:p>
+      <w:pPr>
+        <w:pStyle w:val="Heading1"/>
+      </w:pPr>
+      <w:r>
+        <w:t xml:space="preserve"> </w:t>
+      </w:r>
+      <w:bookmarkStart w:id="1" w:name="_Toc200569501"/>
+      <w:r>
+        <w:t>The Dot Product in Artificial Intelligence</w:t>
+      </w:r>
+      <w:bookmarkEnd w:id="1"/>
+      <w:r>
+        <w:t xml:space="preserve"> </w:t>
+      </w:r>
+    </w:p>
+    <w:p>
+      <w:pPr>
+        <w:jc w:val="both"/>
+        <w:rPr>
+          <w:sz w:val="36"/>
+          <w:szCs w:val="36"/>
+        </w:rPr>
+      </w:pPr>
+      <w:r>
+        <w:rPr>
+          <w:sz w:val="36"/>
+          <w:szCs w:val="36"/>
+        </w:rPr>
+        <w:t xml:space="preserve">The dot product, a fundamental operation in linear algebra, plays a pivotal role in the inner workings of modern artificial intelligence. At its core, it serves as the primary mechanism by which information is propagated, evaluated, and transformed </w:t>
+      </w:r>
+      <w:r>
+        <w:rPr>
+          <w:sz w:val="36"/>
+          <w:szCs w:val="36"/>
+        </w:rPr>
+        <w:t>into</w:t>
+      </w:r>
+      <w:r>
+        <w:rPr>
+          <w:sz w:val="36"/>
+          <w:szCs w:val="36"/>
+        </w:rPr>
+        <w:t xml:space="preserve"> neural networks. This chapter explores the mathematical formulation of the dot product and demonstrates its role in forward propagation through a neural layer.</w:t>
+      </w:r>
+    </w:p>
+    <w:p/>
+    <w:p>
+      <w:pPr>
+        <w:pStyle w:val="Heading2"/>
+      </w:pPr>
+      <w:bookmarkStart w:id="2" w:name="_Toc200569502"/>
+      <w:r>
+        <w:t>Definition</w:t>
+      </w:r>
+      <w:bookmarkEnd w:id="2"/>
+    </w:p>
+    <w:p>
+      <w:pPr>
+        <w:rPr>
+          <w:sz w:val="36"/>
+          <w:szCs w:val="36"/>
+        </w:rPr>
+      </w:pPr>
+      <w:r>
+        <w:rPr>
+          <w:sz w:val="36"/>
+          <w:szCs w:val="36"/>
+        </w:rPr>
+        <w:t>Given two vectors of equal dimension:</w:t>
+      </w:r>
+    </w:p>
+    <w:p>
+      <w:pPr>
+        <w:jc w:val="center"/>
+        <w:rPr>
+          <w:b/>
+          <w:bCs/>
+          <w:color w:val="3A7C22" w:themeColor="accent6" w:themeShade="BF"/>
+          <w:sz w:val="36"/>
+          <w:szCs w:val="36"/>
+        </w:rPr>
+      </w:pPr>
+      <w:r>
+        <w:rPr>
+          <w:rFonts w:ascii="Cambria Math" w:hAnsi="Cambria Math" w:cs="Cambria Math"/>
+          <w:b/>
+          <w:bCs/>
+          <w:color w:val="3A7C22" w:themeColor="accent6" w:themeShade="BF"/>
+          <w:sz w:val="36"/>
+          <w:szCs w:val="36"/>
+        </w:rPr>
+        <w:t>𝑥</w:t>
+      </w:r>
+      <w:r>
+        <w:rPr>
+          <w:b/>
+          <w:bCs/>
+          <w:color w:val="3A7C22" w:themeColor="accent6" w:themeShade="BF"/>
+          <w:sz w:val="36"/>
+          <w:szCs w:val="36"/>
+        </w:rPr>
+        <w:t xml:space="preserve"> = [</w:t>
+      </w:r>
+      <w:r>
+        <w:rPr>
+          <w:rFonts w:ascii="Cambria Math" w:hAnsi="Cambria Math" w:cs="Cambria Math"/>
+          <w:b/>
+          <w:bCs/>
+          <w:color w:val="3A7C22" w:themeColor="accent6" w:themeShade="BF"/>
+          <w:sz w:val="36"/>
+          <w:szCs w:val="36"/>
+        </w:rPr>
+        <w:t>𝑥</w:t>
+      </w:r>
+      <w:r>
+        <w:rPr>
+          <w:b/>
+          <w:bCs/>
+          <w:color w:val="3A7C22" w:themeColor="accent6" w:themeShade="BF"/>
+          <w:sz w:val="36"/>
+          <w:szCs w:val="36"/>
+        </w:rPr>
+        <w:t xml:space="preserve">₁, </w:t>
+      </w:r>
+      <w:r>
+        <w:rPr>
+          <w:rFonts w:ascii="Cambria Math" w:hAnsi="Cambria Math" w:cs="Cambria Math"/>
+          <w:b/>
+          <w:bCs/>
+          <w:color w:val="3A7C22" w:themeColor="accent6" w:themeShade="BF"/>
+          <w:sz w:val="36"/>
+          <w:szCs w:val="36"/>
+        </w:rPr>
+        <w:t>𝑥</w:t>
+      </w:r>
+      <w:r>
+        <w:rPr>
+          <w:b/>
+          <w:bCs/>
+          <w:color w:val="3A7C22" w:themeColor="accent6" w:themeShade="BF"/>
+          <w:sz w:val="36"/>
+          <w:szCs w:val="36"/>
+        </w:rPr>
+        <w:t xml:space="preserve">₂, ..., </w:t>
+      </w:r>
+      <w:r>
+        <w:rPr>
+          <w:rFonts w:ascii="Cambria Math" w:hAnsi="Cambria Math" w:cs="Cambria Math"/>
+          <w:b/>
+          <w:bCs/>
+          <w:color w:val="3A7C22" w:themeColor="accent6" w:themeShade="BF"/>
+          <w:sz w:val="36"/>
+          <w:szCs w:val="36"/>
+        </w:rPr>
+        <w:t>𝑥ₙ</w:t>
+      </w:r>
+      <w:r>
+        <w:rPr>
+          <w:b/>
+          <w:bCs/>
+          <w:color w:val="3A7C22" w:themeColor="accent6" w:themeShade="BF"/>
+          <w:sz w:val="36"/>
+          <w:szCs w:val="36"/>
+        </w:rPr>
+        <w:t xml:space="preserve">],     </w:t>
+      </w:r>
+      <w:r>
+        <w:rPr>
+          <w:rFonts w:ascii="Cambria Math" w:hAnsi="Cambria Math" w:cs="Cambria Math"/>
+          <w:b/>
+          <w:bCs/>
+          <w:color w:val="3A7C22" w:themeColor="accent6" w:themeShade="BF"/>
+          <w:sz w:val="36"/>
+          <w:szCs w:val="36"/>
+        </w:rPr>
+        <w:t>𝑤</w:t>
+      </w:r>
+      <w:r>
+        <w:rPr>
+          <w:b/>
+          <w:bCs/>
+          <w:color w:val="3A7C22" w:themeColor="accent6" w:themeShade="BF"/>
+          <w:sz w:val="36"/>
+          <w:szCs w:val="36"/>
+        </w:rPr>
+        <w:t xml:space="preserve"> = [</w:t>
+      </w:r>
+      <w:r>
+        <w:rPr>
+          <w:rFonts w:ascii="Cambria Math" w:hAnsi="Cambria Math" w:cs="Cambria Math"/>
+          <w:b/>
+          <w:bCs/>
+          <w:color w:val="3A7C22" w:themeColor="accent6" w:themeShade="BF"/>
+          <w:sz w:val="36"/>
+          <w:szCs w:val="36"/>
+        </w:rPr>
+        <w:t>𝑤</w:t>
+      </w:r>
+      <w:r>
+        <w:rPr>
+          <w:b/>
+          <w:bCs/>
+          <w:color w:val="3A7C22" w:themeColor="accent6" w:themeShade="BF"/>
+          <w:sz w:val="36"/>
+          <w:szCs w:val="36"/>
+        </w:rPr>
+        <w:t xml:space="preserve">₁, </w:t>
+      </w:r>
+      <w:r>
+        <w:rPr>
+          <w:rFonts w:ascii="Cambria Math" w:hAnsi="Cambria Math" w:cs="Cambria Math"/>
+          <w:b/>
+          <w:bCs/>
+          <w:color w:val="3A7C22" w:themeColor="accent6" w:themeShade="BF"/>
+          <w:sz w:val="36"/>
+          <w:szCs w:val="36"/>
+        </w:rPr>
+        <w:t>𝑤</w:t>
+      </w:r>
+      <w:r>
+        <w:rPr>
+          <w:b/>
+          <w:bCs/>
+          <w:color w:val="3A7C22" w:themeColor="accent6" w:themeShade="BF"/>
+          <w:sz w:val="36"/>
+          <w:szCs w:val="36"/>
+        </w:rPr>
+        <w:t xml:space="preserve">₂, ..., </w:t>
+      </w:r>
+      <w:r>
+        <w:rPr>
+          <w:rFonts w:ascii="Cambria Math" w:hAnsi="Cambria Math" w:cs="Cambria Math"/>
+          <w:b/>
+          <w:bCs/>
+          <w:color w:val="3A7C22" w:themeColor="accent6" w:themeShade="BF"/>
+          <w:sz w:val="36"/>
+          <w:szCs w:val="36"/>
+        </w:rPr>
+        <w:t>𝑤ₙ</w:t>
+      </w:r>
+      <w:r>
+        <w:rPr>
+          <w:b/>
+          <w:bCs/>
+          <w:color w:val="3A7C22" w:themeColor="accent6" w:themeShade="BF"/>
+          <w:sz w:val="36"/>
+          <w:szCs w:val="36"/>
+        </w:rPr>
+        <w:t>]</w:t>
+      </w:r>
+    </w:p>
+    <w:p>
+      <w:pPr>
+        <w:rPr>
+          <w:sz w:val="36"/>
+          <w:szCs w:val="36"/>
+        </w:rPr>
+      </w:pPr>
+      <w:r>
+        <w:rPr>
+          <w:sz w:val="36"/>
+          <w:szCs w:val="36"/>
+        </w:rPr>
+        <w:t>the dot product is defined as:</w:t>
+      </w:r>
+    </w:p>
+    <w:p>
+      <w:pPr>
+        <w:jc w:val="center"/>
+        <w:rPr>
+          <w:rFonts w:ascii="Cambria Math" w:hAnsi="Cambria Math" w:cs="Cambria Math"/>
+          <w:b/>
+          <w:bCs/>
+          <w:color w:val="3A7C22" w:themeColor="accent6" w:themeShade="BF"/>
+          <w:sz w:val="36"/>
+          <w:szCs w:val="36"/>
+        </w:rPr>
+      </w:pPr>
+      <w:r>
+        <w:rPr>
+          <w:rFonts w:ascii="Cambria Math" w:hAnsi="Cambria Math" w:cs="Cambria Math"/>
+          <w:b/>
+          <w:bCs/>
+          <w:color w:val="3A7C22" w:themeColor="accent6" w:themeShade="BF"/>
+          <w:sz w:val="36"/>
+          <w:szCs w:val="36"/>
+        </w:rPr>
+        <w:t>𝑥 ⋅ 𝑤 = ∑ᵢ₌₁ⁿ 𝑥ᵢ𝑤ᵢ</w:t>
+      </w:r>
+    </w:p>
+    <w:p>
+      <w:pPr>
+        <w:jc w:val="both"/>
+        <w:rPr>
+          <w:sz w:val="36"/>
+          <w:szCs w:val="36"/>
+        </w:rPr>
+      </w:pPr>
+      <w:r>
+        <w:rPr>
+          <w:sz w:val="36"/>
+          <w:szCs w:val="36"/>
+        </w:rPr>
+        <w:t xml:space="preserve">The expression </w:t>
+      </w:r>
+      <w:r>
+        <w:rPr>
+          <w:rFonts w:ascii="Cambria Math" w:hAnsi="Cambria Math" w:cs="Cambria Math"/>
+          <w:sz w:val="36"/>
+          <w:szCs w:val="36"/>
+        </w:rPr>
+        <w:t>𝑥</w:t>
+      </w:r>
+      <w:r>
+        <w:rPr>
+          <w:sz w:val="36"/>
+          <w:szCs w:val="36"/>
+        </w:rPr>
+        <w:t xml:space="preserve"> </w:t>
+      </w:r>
+      <w:r>
+        <w:rPr>
+          <w:rFonts w:ascii="Cambria Math" w:hAnsi="Cambria Math" w:cs="Cambria Math"/>
+          <w:sz w:val="36"/>
+          <w:szCs w:val="36"/>
+        </w:rPr>
+        <w:t>⋅</w:t>
+      </w:r>
+      <w:r>
+        <w:rPr>
+          <w:sz w:val="36"/>
+          <w:szCs w:val="36"/>
+        </w:rPr>
+        <w:t xml:space="preserve"> </w:t>
+      </w:r>
+      <w:r>
+        <w:rPr>
+          <w:rFonts w:ascii="Cambria Math" w:hAnsi="Cambria Math" w:cs="Cambria Math"/>
+          <w:sz w:val="36"/>
+          <w:szCs w:val="36"/>
+        </w:rPr>
+        <w:t>𝑤</w:t>
+      </w:r>
+      <w:r>
+        <w:rPr>
+          <w:sz w:val="36"/>
+          <w:szCs w:val="36"/>
+        </w:rPr>
+        <w:t xml:space="preserve"> = ∑</w:t>
+      </w:r>
+      <w:r>
+        <w:rPr>
+          <w:rFonts w:ascii="Arial" w:hAnsi="Arial" w:cs="Arial"/>
+          <w:sz w:val="36"/>
+          <w:szCs w:val="36"/>
+        </w:rPr>
+        <w:t>ᵢ</w:t>
+      </w:r>
+      <w:r>
+        <w:rPr>
+          <w:rFonts w:ascii="Cambria Math" w:hAnsi="Cambria Math" w:cs="Cambria Math"/>
+          <w:sz w:val="36"/>
+          <w:szCs w:val="36"/>
+        </w:rPr>
+        <w:t>₌</w:t>
+      </w:r>
+      <w:r>
+        <w:rPr>
+          <w:rFonts w:ascii="Aptos" w:hAnsi="Aptos" w:cs="Aptos"/>
+          <w:sz w:val="36"/>
+          <w:szCs w:val="36"/>
+        </w:rPr>
+        <w:t>₁ⁿ</w:t>
+      </w:r>
+      <w:r>
+        <w:rPr>
+          <w:sz w:val="36"/>
+          <w:szCs w:val="36"/>
+        </w:rPr>
+        <w:t xml:space="preserve"> </w:t>
+      </w:r>
+      <w:r>
+        <w:rPr>
+          <w:rFonts w:ascii="Cambria Math" w:hAnsi="Cambria Math" w:cs="Cambria Math"/>
+          <w:sz w:val="36"/>
+          <w:szCs w:val="36"/>
+        </w:rPr>
+        <w:t>𝑥</w:t>
+      </w:r>
+      <w:r>
+        <w:rPr>
+          <w:rFonts w:ascii="Arial" w:hAnsi="Arial" w:cs="Arial"/>
+          <w:sz w:val="36"/>
+          <w:szCs w:val="36"/>
+        </w:rPr>
+        <w:t>ᵢ</w:t>
+      </w:r>
+      <w:r>
+        <w:rPr>
+          <w:rFonts w:ascii="Cambria Math" w:hAnsi="Cambria Math" w:cs="Cambria Math"/>
+          <w:sz w:val="36"/>
+          <w:szCs w:val="36"/>
+        </w:rPr>
+        <w:t>𝑤</w:t>
+      </w:r>
+      <w:r>
+        <w:rPr>
+          <w:rFonts w:ascii="Arial" w:hAnsi="Arial" w:cs="Arial"/>
+          <w:sz w:val="36"/>
+          <w:szCs w:val="36"/>
+        </w:rPr>
+        <w:t>ᵢ</w:t>
+      </w:r>
+      <w:r>
+        <w:rPr>
+          <w:sz w:val="36"/>
+          <w:szCs w:val="36"/>
+        </w:rPr>
+        <w:t xml:space="preserve"> says that the dot product of two vectors—</w:t>
+      </w:r>
+      <w:r>
+        <w:rPr>
+          <w:rFonts w:ascii="Cambria Math" w:hAnsi="Cambria Math" w:cs="Cambria Math"/>
+          <w:sz w:val="36"/>
+          <w:szCs w:val="36"/>
+        </w:rPr>
+        <w:t>𝑥</w:t>
+      </w:r>
+      <w:r>
+        <w:rPr>
+          <w:sz w:val="36"/>
+          <w:szCs w:val="36"/>
+        </w:rPr>
+        <w:t xml:space="preserve"> (inputs/features) and </w:t>
+      </w:r>
+      <w:r>
+        <w:rPr>
+          <w:rFonts w:ascii="Cambria Math" w:hAnsi="Cambria Math" w:cs="Cambria Math"/>
+          <w:sz w:val="36"/>
+          <w:szCs w:val="36"/>
+        </w:rPr>
+        <w:t>𝑤</w:t>
+      </w:r>
+      <w:r>
+        <w:rPr>
+          <w:sz w:val="36"/>
+          <w:szCs w:val="36"/>
+        </w:rPr>
+        <w:t xml:space="preserve"> (weights)—is equal to the sum of each input multiplied by its corresponding weight.</w:t>
+      </w:r>
+    </w:p>
+    <w:p>
+      <w:pPr>
+        <w:jc w:val="both"/>
+        <w:rPr>
+          <w:sz w:val="36"/>
+          <w:szCs w:val="36"/>
+        </w:rPr>
+      </w:pPr>
+      <w:r>
+        <w:rPr>
+          <w:sz w:val="36"/>
+          <w:szCs w:val="36"/>
+        </w:rPr>
+        <w:t>Here’s what each symbol means:</w:t>
+      </w:r>
+    </w:p>
+    <w:p>
+      <w:pPr>
+        <w:numPr>
+          <w:ilvl w:val="0"/>
+          <w:numId w:val="1"/>
+        </w:numPr>
+        <w:jc w:val="both"/>
+        <w:rPr>
+          <w:sz w:val="36"/>
+          <w:szCs w:val="36"/>
+        </w:rPr>
+      </w:pPr>
+      <w:r>
+        <w:rPr>
+          <w:rFonts w:ascii="Cambria Math" w:hAnsi="Cambria Math" w:cs="Cambria Math"/>
+          <w:sz w:val="36"/>
+          <w:szCs w:val="36"/>
+        </w:rPr>
         <w:lastRenderedPageBreak/>
-        <w:t>Introduction</w:t>
-      </w:r>
-      <w:bookmarkEnd w:id="0"/>
+        <w:t>𝑥</w:t>
+      </w:r>
+      <w:r>
+        <w:rPr>
+          <w:sz w:val="36"/>
+          <w:szCs w:val="36"/>
+        </w:rPr>
+        <w:t>: Input vector, like [</w:t>
+      </w:r>
+      <w:r>
+        <w:rPr>
+          <w:rFonts w:ascii="Cambria Math" w:hAnsi="Cambria Math" w:cs="Cambria Math"/>
+          <w:sz w:val="36"/>
+          <w:szCs w:val="36"/>
+        </w:rPr>
+        <w:t>𝑥</w:t>
+      </w:r>
+      <w:r>
+        <w:rPr>
+          <w:sz w:val="36"/>
+          <w:szCs w:val="36"/>
+        </w:rPr>
+        <w:t xml:space="preserve">₁, </w:t>
+      </w:r>
+      <w:r>
+        <w:rPr>
+          <w:rFonts w:ascii="Cambria Math" w:hAnsi="Cambria Math" w:cs="Cambria Math"/>
+          <w:sz w:val="36"/>
+          <w:szCs w:val="36"/>
+        </w:rPr>
+        <w:t>𝑥</w:t>
+      </w:r>
+      <w:r>
+        <w:rPr>
+          <w:sz w:val="36"/>
+          <w:szCs w:val="36"/>
+        </w:rPr>
+        <w:t xml:space="preserve">₂, ..., </w:t>
+      </w:r>
+      <w:r>
+        <w:rPr>
+          <w:rFonts w:ascii="Cambria Math" w:hAnsi="Cambria Math" w:cs="Cambria Math"/>
+          <w:sz w:val="36"/>
+          <w:szCs w:val="36"/>
+        </w:rPr>
+        <w:t>𝑥ₙ</w:t>
+      </w:r>
+      <w:r>
+        <w:rPr>
+          <w:sz w:val="36"/>
+          <w:szCs w:val="36"/>
+        </w:rPr>
+        <w:t>], representing features of your data.</w:t>
+      </w:r>
+    </w:p>
+    <w:p>
+      <w:pPr>
+        <w:numPr>
+          <w:ilvl w:val="0"/>
+          <w:numId w:val="1"/>
+        </w:numPr>
+        <w:jc w:val="both"/>
+        <w:rPr>
+          <w:sz w:val="36"/>
+          <w:szCs w:val="36"/>
+        </w:rPr>
+      </w:pPr>
+      <w:r>
+        <w:rPr>
+          <w:rFonts w:ascii="Cambria Math" w:hAnsi="Cambria Math" w:cs="Cambria Math"/>
+          <w:sz w:val="36"/>
+          <w:szCs w:val="36"/>
+        </w:rPr>
+        <w:t>𝑤</w:t>
+      </w:r>
+      <w:r>
+        <w:rPr>
+          <w:sz w:val="36"/>
+          <w:szCs w:val="36"/>
+        </w:rPr>
+        <w:t>: Weight vector [</w:t>
+      </w:r>
+      <w:r>
+        <w:rPr>
+          <w:rFonts w:ascii="Cambria Math" w:hAnsi="Cambria Math" w:cs="Cambria Math"/>
+          <w:sz w:val="36"/>
+          <w:szCs w:val="36"/>
+        </w:rPr>
+        <w:t>𝑤</w:t>
+      </w:r>
+      <w:r>
+        <w:rPr>
+          <w:sz w:val="36"/>
+          <w:szCs w:val="36"/>
+        </w:rPr>
+        <w:t xml:space="preserve">₁, </w:t>
+      </w:r>
+      <w:r>
+        <w:rPr>
+          <w:rFonts w:ascii="Cambria Math" w:hAnsi="Cambria Math" w:cs="Cambria Math"/>
+          <w:sz w:val="36"/>
+          <w:szCs w:val="36"/>
+        </w:rPr>
+        <w:t>𝑤</w:t>
+      </w:r>
+      <w:r>
+        <w:rPr>
+          <w:sz w:val="36"/>
+          <w:szCs w:val="36"/>
+        </w:rPr>
+        <w:t xml:space="preserve">₂, ..., </w:t>
+      </w:r>
+      <w:r>
+        <w:rPr>
+          <w:rFonts w:ascii="Cambria Math" w:hAnsi="Cambria Math" w:cs="Cambria Math"/>
+          <w:sz w:val="36"/>
+          <w:szCs w:val="36"/>
+        </w:rPr>
+        <w:t>𝑤ₙ</w:t>
+      </w:r>
+      <w:r>
+        <w:rPr>
+          <w:sz w:val="36"/>
+          <w:szCs w:val="36"/>
+        </w:rPr>
+        <w:t>], which determines how important each feature is.</w:t>
+      </w:r>
+    </w:p>
+    <w:p>
+      <w:pPr>
+        <w:numPr>
+          <w:ilvl w:val="0"/>
+          <w:numId w:val="1"/>
+        </w:numPr>
+        <w:jc w:val="both"/>
+        <w:rPr>
+          <w:sz w:val="36"/>
+          <w:szCs w:val="36"/>
+        </w:rPr>
+      </w:pPr>
+      <w:r>
+        <w:rPr>
+          <w:sz w:val="36"/>
+          <w:szCs w:val="36"/>
+        </w:rPr>
+        <w:t>∑</w:t>
+      </w:r>
+      <w:r>
+        <w:rPr>
+          <w:rFonts w:ascii="Arial" w:hAnsi="Arial" w:cs="Arial"/>
+          <w:sz w:val="36"/>
+          <w:szCs w:val="36"/>
+        </w:rPr>
+        <w:t>ᵢ</w:t>
+      </w:r>
+      <w:r>
+        <w:rPr>
+          <w:rFonts w:ascii="Cambria Math" w:hAnsi="Cambria Math" w:cs="Cambria Math"/>
+          <w:sz w:val="36"/>
+          <w:szCs w:val="36"/>
+        </w:rPr>
+        <w:t>₌</w:t>
+      </w:r>
+      <w:r>
+        <w:rPr>
+          <w:rFonts w:ascii="Aptos" w:hAnsi="Aptos" w:cs="Aptos"/>
+          <w:sz w:val="36"/>
+          <w:szCs w:val="36"/>
+        </w:rPr>
+        <w:t>₁ⁿ</w:t>
+      </w:r>
+      <w:r>
+        <w:rPr>
+          <w:sz w:val="36"/>
+          <w:szCs w:val="36"/>
+        </w:rPr>
+        <w:t xml:space="preserve">: “Sum from </w:t>
+      </w:r>
+      <w:proofErr w:type="spellStart"/>
+      <w:r>
+        <w:rPr>
+          <w:sz w:val="36"/>
+          <w:szCs w:val="36"/>
+        </w:rPr>
+        <w:t>i</w:t>
+      </w:r>
+      <w:proofErr w:type="spellEnd"/>
+      <w:r>
+        <w:rPr>
+          <w:sz w:val="36"/>
+          <w:szCs w:val="36"/>
+        </w:rPr>
+        <w:t xml:space="preserve"> = 1 </w:t>
+      </w:r>
+      <w:proofErr w:type="spellStart"/>
+      <w:r>
+        <w:rPr>
+          <w:sz w:val="36"/>
+          <w:szCs w:val="36"/>
+        </w:rPr>
+        <w:t>to n</w:t>
+      </w:r>
+      <w:proofErr w:type="spellEnd"/>
+      <w:r>
+        <w:rPr>
+          <w:sz w:val="36"/>
+          <w:szCs w:val="36"/>
+        </w:rPr>
+        <w:t>” — you're looping through each pair of values (</w:t>
+      </w:r>
+      <w:r>
+        <w:rPr>
+          <w:rFonts w:ascii="Cambria Math" w:hAnsi="Cambria Math" w:cs="Cambria Math"/>
+          <w:sz w:val="36"/>
+          <w:szCs w:val="36"/>
+        </w:rPr>
+        <w:t>𝑥</w:t>
+      </w:r>
+      <w:r>
+        <w:rPr>
+          <w:rFonts w:ascii="Arial" w:hAnsi="Arial" w:cs="Arial"/>
+          <w:sz w:val="36"/>
+          <w:szCs w:val="36"/>
+        </w:rPr>
+        <w:t>ᵢ</w:t>
+      </w:r>
+      <w:r>
+        <w:rPr>
+          <w:sz w:val="36"/>
+          <w:szCs w:val="36"/>
+        </w:rPr>
+        <w:t xml:space="preserve">, </w:t>
+      </w:r>
+      <w:r>
+        <w:rPr>
+          <w:rFonts w:ascii="Cambria Math" w:hAnsi="Cambria Math" w:cs="Cambria Math"/>
+          <w:sz w:val="36"/>
+          <w:szCs w:val="36"/>
+        </w:rPr>
+        <w:t>𝑤</w:t>
+      </w:r>
+      <w:r>
+        <w:rPr>
+          <w:rFonts w:ascii="Arial" w:hAnsi="Arial" w:cs="Arial"/>
+          <w:sz w:val="36"/>
+          <w:szCs w:val="36"/>
+        </w:rPr>
+        <w:t>ᵢ</w:t>
+      </w:r>
+      <w:r>
+        <w:rPr>
+          <w:sz w:val="36"/>
+          <w:szCs w:val="36"/>
+        </w:rPr>
+        <w:t>).</w:t>
+      </w:r>
+    </w:p>
+    <w:p>
+      <w:pPr>
+        <w:numPr>
+          <w:ilvl w:val="0"/>
+          <w:numId w:val="1"/>
+        </w:numPr>
+        <w:jc w:val="both"/>
+        <w:rPr>
+          <w:sz w:val="36"/>
+          <w:szCs w:val="36"/>
+        </w:rPr>
+      </w:pPr>
+      <w:r>
+        <w:rPr>
+          <w:rFonts w:ascii="Cambria Math" w:hAnsi="Cambria Math" w:cs="Cambria Math"/>
+          <w:sz w:val="36"/>
+          <w:szCs w:val="36"/>
+        </w:rPr>
+        <w:t>𝑥</w:t>
+      </w:r>
+      <w:r>
+        <w:rPr>
+          <w:rFonts w:ascii="Arial" w:hAnsi="Arial" w:cs="Arial"/>
+          <w:sz w:val="36"/>
+          <w:szCs w:val="36"/>
+        </w:rPr>
+        <w:t>ᵢ</w:t>
+      </w:r>
+      <w:r>
+        <w:rPr>
+          <w:rFonts w:ascii="Cambria Math" w:hAnsi="Cambria Math" w:cs="Cambria Math"/>
+          <w:sz w:val="36"/>
+          <w:szCs w:val="36"/>
+        </w:rPr>
+        <w:t>𝑤</w:t>
+      </w:r>
+      <w:r>
+        <w:rPr>
+          <w:rFonts w:ascii="Arial" w:hAnsi="Arial" w:cs="Arial"/>
+          <w:sz w:val="36"/>
+          <w:szCs w:val="36"/>
+        </w:rPr>
+        <w:t>ᵢ</w:t>
+      </w:r>
+      <w:r>
+        <w:rPr>
+          <w:sz w:val="36"/>
+          <w:szCs w:val="36"/>
+        </w:rPr>
+        <w:t xml:space="preserve">: The product of the </w:t>
+      </w:r>
+      <w:proofErr w:type="spellStart"/>
+      <w:r>
+        <w:rPr>
+          <w:sz w:val="36"/>
+          <w:szCs w:val="36"/>
+        </w:rPr>
+        <w:t>i-th</w:t>
+      </w:r>
+      <w:proofErr w:type="spellEnd"/>
+      <w:r>
+        <w:rPr>
+          <w:sz w:val="36"/>
+          <w:szCs w:val="36"/>
+        </w:rPr>
+        <w:t xml:space="preserve"> input and its corresponding weight.</w:t>
+      </w:r>
+    </w:p>
+    <w:p>
+      <w:pPr>
+        <w:jc w:val="both"/>
+        <w:rPr>
+          <w:sz w:val="36"/>
+          <w:szCs w:val="36"/>
+        </w:rPr>
+      </w:pPr>
+      <w:r>
+        <w:rPr>
+          <w:sz w:val="36"/>
+          <w:szCs w:val="36"/>
+        </w:rPr>
+        <w:t xml:space="preserve">So you're computing: </w:t>
+      </w:r>
+      <w:r>
+        <w:rPr>
+          <w:rFonts w:ascii="Cambria Math" w:hAnsi="Cambria Math" w:cs="Cambria Math"/>
+          <w:sz w:val="36"/>
+          <w:szCs w:val="36"/>
+        </w:rPr>
+        <w:t>𝑥</w:t>
+      </w:r>
+      <w:r>
+        <w:rPr>
+          <w:sz w:val="36"/>
+          <w:szCs w:val="36"/>
+        </w:rPr>
+        <w:t>₁</w:t>
+      </w:r>
+      <w:r>
+        <w:rPr>
+          <w:rFonts w:ascii="Cambria Math" w:hAnsi="Cambria Math" w:cs="Cambria Math"/>
+          <w:sz w:val="36"/>
+          <w:szCs w:val="36"/>
+        </w:rPr>
+        <w:t>𝑤</w:t>
+      </w:r>
+      <w:r>
+        <w:rPr>
+          <w:sz w:val="36"/>
+          <w:szCs w:val="36"/>
+        </w:rPr>
+        <w:t xml:space="preserve">₁ + </w:t>
+      </w:r>
+      <w:r>
+        <w:rPr>
+          <w:rFonts w:ascii="Cambria Math" w:hAnsi="Cambria Math" w:cs="Cambria Math"/>
+          <w:sz w:val="36"/>
+          <w:szCs w:val="36"/>
+        </w:rPr>
+        <w:t>𝑥</w:t>
+      </w:r>
+      <w:r>
+        <w:rPr>
+          <w:sz w:val="36"/>
+          <w:szCs w:val="36"/>
+        </w:rPr>
+        <w:t>₂</w:t>
+      </w:r>
+      <w:r>
+        <w:rPr>
+          <w:rFonts w:ascii="Cambria Math" w:hAnsi="Cambria Math" w:cs="Cambria Math"/>
+          <w:sz w:val="36"/>
+          <w:szCs w:val="36"/>
+        </w:rPr>
+        <w:t>𝑤</w:t>
+      </w:r>
+      <w:r>
+        <w:rPr>
+          <w:sz w:val="36"/>
+          <w:szCs w:val="36"/>
+        </w:rPr>
+        <w:t xml:space="preserve">₂ + </w:t>
+      </w:r>
+      <w:r>
+        <w:rPr>
+          <w:rFonts w:ascii="Cambria Math" w:hAnsi="Cambria Math" w:cs="Cambria Math"/>
+          <w:sz w:val="36"/>
+          <w:szCs w:val="36"/>
+        </w:rPr>
+        <w:t>⋯</w:t>
+      </w:r>
+      <w:r>
+        <w:rPr>
+          <w:sz w:val="36"/>
+          <w:szCs w:val="36"/>
+        </w:rPr>
+        <w:t xml:space="preserve"> + </w:t>
+      </w:r>
+      <w:r>
+        <w:rPr>
+          <w:rFonts w:ascii="Cambria Math" w:hAnsi="Cambria Math" w:cs="Cambria Math"/>
+          <w:sz w:val="36"/>
+          <w:szCs w:val="36"/>
+        </w:rPr>
+        <w:t>𝑥ₙ𝑤ₙ</w:t>
+      </w:r>
+    </w:p>
+    <w:p>
+      <w:pPr>
+        <w:jc w:val="both"/>
+        <w:rPr>
+          <w:sz w:val="36"/>
+          <w:szCs w:val="36"/>
+        </w:rPr>
+      </w:pPr>
+      <w:r>
+        <w:rPr>
+          <w:sz w:val="36"/>
+          <w:szCs w:val="36"/>
+        </w:rPr>
+        <w:t>That result is a single number—a weighted sum—which can then be used as a prediction or passed to an activation function in a neural network.</w:t>
+      </w:r>
+    </w:p>
+    <w:p>
+      <w:pPr>
+        <w:jc w:val="both"/>
+        <w:rPr>
+          <w:sz w:val="36"/>
+          <w:szCs w:val="36"/>
+        </w:rPr>
+      </w:pPr>
+      <w:r>
+        <w:rPr>
+          <w:sz w:val="36"/>
+          <w:szCs w:val="36"/>
+        </w:rPr>
+        <w:t xml:space="preserve">Think of it like adjusting a recipe: </w:t>
+      </w:r>
+      <w:r>
+        <w:rPr>
+          <w:rFonts w:ascii="Cambria Math" w:hAnsi="Cambria Math" w:cs="Cambria Math"/>
+          <w:sz w:val="36"/>
+          <w:szCs w:val="36"/>
+        </w:rPr>
+        <w:t>x is</w:t>
+      </w:r>
+      <w:r>
+        <w:rPr>
+          <w:sz w:val="36"/>
+          <w:szCs w:val="36"/>
+        </w:rPr>
+        <w:t xml:space="preserve"> your list of ingredients (like sugar, flour, eggs), and </w:t>
+      </w:r>
+      <w:r>
+        <w:rPr>
+          <w:rFonts w:ascii="Cambria Math" w:hAnsi="Cambria Math" w:cs="Cambria Math"/>
+          <w:sz w:val="36"/>
+          <w:szCs w:val="36"/>
+        </w:rPr>
+        <w:t>𝑤</w:t>
+      </w:r>
+      <w:r>
+        <w:rPr>
+          <w:sz w:val="36"/>
+          <w:szCs w:val="36"/>
+        </w:rPr>
+        <w:t xml:space="preserve"> is how much each ingredient contributes to sweetness. The dot product tells you how sweet the whole thing will turn out.</w:t>
+      </w:r>
+    </w:p>
+    <w:p>
+      <w:pPr>
+        <w:jc w:val="both"/>
+        <w:rPr>
+          <w:rFonts w:ascii="Cambria Math" w:hAnsi="Cambria Math" w:cs="Cambria Math"/>
+          <w:b/>
+          <w:bCs/>
+          <w:color w:val="3A7C22" w:themeColor="accent6" w:themeShade="BF"/>
+          <w:sz w:val="36"/>
+          <w:szCs w:val="36"/>
+        </w:rPr>
+      </w:pPr>
+    </w:p>
+    <w:p>
+      <w:pPr>
+        <w:jc w:val="both"/>
+        <w:rPr>
+          <w:sz w:val="36"/>
+          <w:szCs w:val="36"/>
+        </w:rPr>
+      </w:pPr>
+      <w:r>
+        <w:rPr>
+          <w:sz w:val="36"/>
+          <w:szCs w:val="36"/>
+        </w:rPr>
+        <w:t xml:space="preserve">In many machine learning models, particularly linear regression or neural networks, we represent input features as a vector </w:t>
+      </w:r>
+      <w:r>
+        <w:rPr>
+          <w:rFonts w:ascii="Cambria Math" w:hAnsi="Cambria Math" w:cs="Cambria Math"/>
+          <w:b/>
+          <w:bCs/>
+          <w:color w:val="3A7C22" w:themeColor="accent6" w:themeShade="BF"/>
+          <w:sz w:val="36"/>
+          <w:szCs w:val="36"/>
+        </w:rPr>
+        <w:t>𝑥 = [𝑥₁, 𝑥₂, ..., 𝑥ₙ]</w:t>
+      </w:r>
+      <w:r>
+        <w:rPr>
+          <w:sz w:val="36"/>
+          <w:szCs w:val="36"/>
+        </w:rPr>
+        <w:t xml:space="preserve"> and corresponding weights as another vector </w:t>
+      </w:r>
+      <w:r>
+        <w:rPr>
+          <w:rFonts w:ascii="Cambria Math" w:hAnsi="Cambria Math" w:cs="Cambria Math"/>
+          <w:b/>
+          <w:bCs/>
+          <w:color w:val="3A7C22" w:themeColor="accent6" w:themeShade="BF"/>
+          <w:sz w:val="36"/>
+          <w:szCs w:val="36"/>
+        </w:rPr>
+        <w:t>𝑤 = [𝑤₁, 𝑤₂, ..., 𝑤ₙ].</w:t>
+      </w:r>
+      <w:r>
+        <w:rPr>
+          <w:sz w:val="36"/>
+          <w:szCs w:val="36"/>
+        </w:rPr>
+        <w:t xml:space="preserve"> The model computes a weighted sum of the inputs, often denoted as </w:t>
+      </w:r>
+      <w:r>
+        <w:rPr>
+          <w:rFonts w:ascii="Cambria Math" w:hAnsi="Cambria Math" w:cs="Cambria Math"/>
+          <w:sz w:val="36"/>
+          <w:szCs w:val="36"/>
+        </w:rPr>
+        <w:t>𝑥</w:t>
+      </w:r>
+      <w:r>
+        <w:rPr>
+          <w:sz w:val="36"/>
+          <w:szCs w:val="36"/>
+        </w:rPr>
+        <w:t xml:space="preserve"> </w:t>
+      </w:r>
+      <w:r>
+        <w:rPr>
+          <w:rFonts w:ascii="Cambria Math" w:hAnsi="Cambria Math" w:cs="Cambria Math"/>
+          <w:sz w:val="36"/>
+          <w:szCs w:val="36"/>
+        </w:rPr>
+        <w:t>⋅</w:t>
+      </w:r>
+      <w:r>
+        <w:rPr>
+          <w:sz w:val="36"/>
+          <w:szCs w:val="36"/>
+        </w:rPr>
+        <w:t xml:space="preserve"> </w:t>
+      </w:r>
+      <w:r>
+        <w:rPr>
+          <w:rFonts w:ascii="Cambria Math" w:hAnsi="Cambria Math" w:cs="Cambria Math"/>
+          <w:b/>
+          <w:bCs/>
+          <w:color w:val="3A7C22" w:themeColor="accent6" w:themeShade="BF"/>
+          <w:sz w:val="36"/>
+          <w:szCs w:val="36"/>
+        </w:rPr>
+        <w:t xml:space="preserve">𝑤 = ∑ᵢ₌₁ⁿ </w:t>
+      </w:r>
+      <w:r>
+        <w:rPr>
+          <w:rFonts w:ascii="Cambria Math" w:hAnsi="Cambria Math" w:cs="Cambria Math"/>
+          <w:b/>
+          <w:bCs/>
+          <w:color w:val="3A7C22" w:themeColor="accent6" w:themeShade="BF"/>
+          <w:sz w:val="36"/>
+          <w:szCs w:val="36"/>
+        </w:rPr>
+        <w:lastRenderedPageBreak/>
+        <w:t>𝑥ᵢ𝑤ᵢ,</w:t>
+      </w:r>
+      <w:r>
+        <w:rPr>
+          <w:sz w:val="36"/>
+          <w:szCs w:val="36"/>
+        </w:rPr>
+        <w:t xml:space="preserve"> which serves as the prediction or as input to an activation function. This operation forms the backbone of how models learn relationships between inputs and outputs during training.</w:t>
+      </w:r>
+    </w:p>
+    <w:p>
+      <w:pPr>
+        <w:jc w:val="both"/>
+        <w:rPr>
+          <w:sz w:val="36"/>
+          <w:szCs w:val="36"/>
+        </w:rPr>
+      </w:pPr>
+      <w:r>
+        <w:rPr>
+          <w:sz w:val="36"/>
+          <w:szCs w:val="36"/>
+        </w:rPr>
+        <w:t xml:space="preserve">In real-world AI applications, vectors like </w:t>
+      </w:r>
+      <w:r>
+        <w:rPr>
+          <w:rFonts w:ascii="Cambria Math" w:hAnsi="Cambria Math" w:cs="Cambria Math"/>
+          <w:b/>
+          <w:bCs/>
+          <w:color w:val="3A7C22" w:themeColor="accent6" w:themeShade="BF"/>
+          <w:sz w:val="36"/>
+          <w:szCs w:val="36"/>
+        </w:rPr>
+        <w:t>𝑥</w:t>
+      </w:r>
+      <w:r>
+        <w:rPr>
+          <w:sz w:val="36"/>
+          <w:szCs w:val="36"/>
+        </w:rPr>
+        <w:t xml:space="preserve"> (inputs) and </w:t>
+      </w:r>
+      <w:r>
+        <w:rPr>
+          <w:rFonts w:ascii="Cambria Math" w:hAnsi="Cambria Math" w:cs="Cambria Math"/>
+          <w:b/>
+          <w:bCs/>
+          <w:color w:val="3A7C22" w:themeColor="accent6" w:themeShade="BF"/>
+          <w:sz w:val="36"/>
+          <w:szCs w:val="36"/>
+        </w:rPr>
+        <w:t xml:space="preserve">𝑤 </w:t>
+      </w:r>
+      <w:r>
+        <w:rPr>
+          <w:sz w:val="36"/>
+          <w:szCs w:val="36"/>
+        </w:rPr>
+        <w:t xml:space="preserve">(weights) are everywhere behind the scenes—doing the heavy lifting in systems we interact with every day. Here </w:t>
+      </w:r>
+      <w:r>
+        <w:rPr>
+          <w:sz w:val="36"/>
+          <w:szCs w:val="36"/>
+        </w:rPr>
+        <w:t>is</w:t>
+      </w:r>
+      <w:r>
+        <w:rPr>
+          <w:sz w:val="36"/>
+          <w:szCs w:val="36"/>
+        </w:rPr>
+        <w:t xml:space="preserve"> a concrete example:</w:t>
+      </w:r>
+    </w:p>
+    <w:p>
+      <w:pPr>
+        <w:pStyle w:val="Heading2"/>
+      </w:pPr>
+      <w:bookmarkStart w:id="3" w:name="_Toc200569503"/>
+      <w:r>
+        <w:t>Email Spam Detection</w:t>
+      </w:r>
+      <w:bookmarkEnd w:id="3"/>
+      <w:r>
+        <w:t xml:space="preserve"> </w:t>
+      </w:r>
+    </w:p>
+    <w:p>
+      <w:pPr>
+        <w:jc w:val="both"/>
+        <w:rPr>
+          <w:sz w:val="36"/>
+          <w:szCs w:val="36"/>
+        </w:rPr>
+      </w:pPr>
+      <w:r>
+        <w:rPr>
+          <w:sz w:val="36"/>
+          <w:szCs w:val="36"/>
+        </w:rPr>
+        <w:t xml:space="preserve">Each email is represented as a vector </w:t>
+      </w:r>
+      <w:r>
+        <w:rPr>
+          <w:rFonts w:ascii="Cambria Math" w:hAnsi="Cambria Math" w:cs="Cambria Math"/>
+          <w:b/>
+          <w:bCs/>
+          <w:color w:val="3A7C22" w:themeColor="accent6" w:themeShade="BF"/>
+          <w:sz w:val="36"/>
+          <w:szCs w:val="36"/>
+        </w:rPr>
+        <w:t>𝑥</w:t>
+      </w:r>
+      <w:r>
+        <w:rPr>
+          <w:sz w:val="36"/>
+          <w:szCs w:val="36"/>
+        </w:rPr>
+        <w:t xml:space="preserve">, where each </w:t>
+      </w:r>
+      <w:r>
+        <w:rPr>
+          <w:rFonts w:ascii="Cambria Math" w:hAnsi="Cambria Math" w:cs="Cambria Math"/>
+          <w:b/>
+          <w:bCs/>
+          <w:color w:val="3A7C22" w:themeColor="accent6" w:themeShade="BF"/>
+          <w:sz w:val="36"/>
+          <w:szCs w:val="36"/>
+        </w:rPr>
+        <w:t xml:space="preserve">𝑥ᵢ </w:t>
+      </w:r>
+      <w:r>
+        <w:rPr>
+          <w:sz w:val="36"/>
+          <w:szCs w:val="36"/>
+        </w:rPr>
+        <w:t xml:space="preserve">corresponds to the frequency of a specific word (like “lottery,” “now,” or “free”). The model learns a weight </w:t>
+      </w:r>
+      <w:r>
+        <w:rPr>
+          <w:sz w:val="36"/>
+          <w:szCs w:val="36"/>
+        </w:rPr>
+        <w:t xml:space="preserve">vector </w:t>
+      </w:r>
+      <w:r>
+        <w:rPr>
+          <w:rFonts w:ascii="Cambria Math" w:hAnsi="Cambria Math" w:cs="Cambria Math"/>
+          <w:sz w:val="36"/>
+          <w:szCs w:val="36"/>
+        </w:rPr>
+        <w:t>w</w:t>
+      </w:r>
+      <w:r>
+        <w:rPr>
+          <w:sz w:val="36"/>
+          <w:szCs w:val="36"/>
+        </w:rPr>
+        <w:t xml:space="preserve"> that assigns importance to each word based on how strongly it correlates with spam. The dot product </w:t>
+      </w:r>
+    </w:p>
+    <w:p>
+      <w:pPr>
+        <w:jc w:val="center"/>
+        <w:rPr>
+          <w:rFonts w:ascii="Cambria Math" w:hAnsi="Cambria Math" w:cs="Cambria Math"/>
+          <w:b/>
+          <w:bCs/>
+          <w:color w:val="3A7C22" w:themeColor="accent6" w:themeShade="BF"/>
+          <w:sz w:val="36"/>
+          <w:szCs w:val="36"/>
+        </w:rPr>
+      </w:pPr>
+      <w:r>
+        <w:rPr>
+          <w:rFonts w:ascii="Cambria Math" w:hAnsi="Cambria Math" w:cs="Cambria Math"/>
+          <w:b/>
+          <w:bCs/>
+          <w:color w:val="3A7C22" w:themeColor="accent6" w:themeShade="BF"/>
+          <w:sz w:val="36"/>
+          <w:szCs w:val="36"/>
+        </w:rPr>
+        <w:t>𝑥 ⋅ 𝑤 = ∑ᵢ₌₁ⁿ</w:t>
+      </w:r>
+      <w:r>
+        <w:rPr>
+          <w:sz w:val="36"/>
+          <w:szCs w:val="36"/>
+        </w:rPr>
+        <w:t xml:space="preserve"> </w:t>
+      </w:r>
+      <w:r>
+        <w:rPr>
+          <w:rFonts w:ascii="Cambria Math" w:hAnsi="Cambria Math" w:cs="Cambria Math"/>
+          <w:b/>
+          <w:bCs/>
+          <w:color w:val="3A7C22" w:themeColor="accent6" w:themeShade="BF"/>
+          <w:sz w:val="36"/>
+          <w:szCs w:val="36"/>
+        </w:rPr>
+        <w:t>𝑥ᵢ𝑤ᵢ</w:t>
+      </w:r>
+    </w:p>
+    <w:p>
+      <w:pPr>
+        <w:jc w:val="both"/>
+        <w:rPr>
+          <w:sz w:val="36"/>
+          <w:szCs w:val="36"/>
+        </w:rPr>
+      </w:pPr>
+      <w:r>
+        <w:rPr>
+          <w:sz w:val="36"/>
+          <w:szCs w:val="36"/>
+        </w:rPr>
+        <w:t>is computed, and if the result exceeds a learned threshold, the email is flagged as spam.</w:t>
+      </w:r>
+    </w:p>
+    <w:p>
+      <w:pPr>
+        <w:jc w:val="both"/>
+        <w:rPr>
+          <w:sz w:val="36"/>
+          <w:szCs w:val="36"/>
+        </w:rPr>
+      </w:pPr>
+      <w:r>
+        <w:rPr>
+          <w:sz w:val="36"/>
+          <w:szCs w:val="36"/>
+        </w:rPr>
+        <w:t xml:space="preserve">For example, suppose you want to classify an email based on how often it contains spam-indicative words. Let's say the email contains “lottery” 6 times, “now” 10 times, and “free” 2 times. This gives an input </w:t>
+      </w:r>
+      <w:r>
+        <w:rPr>
+          <w:sz w:val="36"/>
+          <w:szCs w:val="36"/>
+        </w:rPr>
+        <w:t xml:space="preserve">vector </w:t>
+      </w:r>
+      <w:r>
+        <w:rPr>
+          <w:rFonts w:ascii="Cambria Math" w:hAnsi="Cambria Math" w:cs="Cambria Math"/>
+          <w:b/>
+          <w:bCs/>
+          <w:color w:val="3A7C22" w:themeColor="accent6" w:themeShade="BF"/>
+          <w:sz w:val="36"/>
+          <w:szCs w:val="36"/>
+        </w:rPr>
+        <w:t>x</w:t>
+      </w:r>
+      <w:r>
+        <w:rPr>
+          <w:rFonts w:ascii="Cambria Math" w:hAnsi="Cambria Math" w:cs="Cambria Math"/>
+          <w:b/>
+          <w:bCs/>
+          <w:color w:val="3A7C22" w:themeColor="accent6" w:themeShade="BF"/>
+          <w:sz w:val="36"/>
+          <w:szCs w:val="36"/>
+        </w:rPr>
+        <w:t xml:space="preserve"> = [6, 10, 2].</w:t>
+      </w:r>
+      <w:r>
+        <w:rPr>
+          <w:sz w:val="36"/>
+          <w:szCs w:val="36"/>
+        </w:rPr>
+        <w:t xml:space="preserve"> Based on past training, the model assigns the word weights: “lottery” = 4, “now” = 2, and “free” = 5, so the weight vector is </w:t>
+      </w:r>
+      <w:r>
+        <w:rPr>
+          <w:rFonts w:ascii="Cambria Math" w:hAnsi="Cambria Math" w:cs="Cambria Math"/>
+          <w:b/>
+          <w:bCs/>
+          <w:color w:val="3A7C22" w:themeColor="accent6" w:themeShade="BF"/>
+          <w:sz w:val="36"/>
+          <w:szCs w:val="36"/>
+        </w:rPr>
+        <w:t>𝑤 = [4, 2, 5].</w:t>
+      </w:r>
+    </w:p>
+    <w:p>
+      <w:pPr>
+        <w:jc w:val="both"/>
+        <w:rPr>
+          <w:sz w:val="36"/>
+          <w:szCs w:val="36"/>
+        </w:rPr>
+      </w:pPr>
+      <w:r>
+        <w:rPr>
+          <w:sz w:val="36"/>
+          <w:szCs w:val="36"/>
+        </w:rPr>
+        <w:lastRenderedPageBreak/>
+        <w:t>To evaluate the email, compute the dot product:</w:t>
+      </w:r>
+    </w:p>
+    <w:p>
+      <w:pPr>
+        <w:jc w:val="center"/>
+        <w:rPr>
+          <w:rFonts w:ascii="Cambria Math" w:hAnsi="Cambria Math" w:cs="Cambria Math"/>
+          <w:b/>
+          <w:bCs/>
+          <w:color w:val="3A7C22" w:themeColor="accent6" w:themeShade="BF"/>
+          <w:sz w:val="36"/>
+          <w:szCs w:val="36"/>
+        </w:rPr>
+      </w:pPr>
+      <w:r>
+        <w:rPr>
+          <w:rFonts w:ascii="Cambria Math" w:hAnsi="Cambria Math" w:cs="Cambria Math"/>
+          <w:b/>
+          <w:bCs/>
+          <w:color w:val="3A7C22" w:themeColor="accent6" w:themeShade="BF"/>
+          <w:sz w:val="36"/>
+          <w:szCs w:val="36"/>
+        </w:rPr>
+        <w:t>x ⋅ w = (6 × 4) + (10 × 2) + (2 × 5)</w:t>
+      </w:r>
+    </w:p>
+    <w:p>
+      <w:pPr>
+        <w:jc w:val="center"/>
+        <w:rPr>
+          <w:rFonts w:ascii="Cambria Math" w:hAnsi="Cambria Math" w:cs="Cambria Math"/>
+          <w:b/>
+          <w:bCs/>
+          <w:color w:val="3A7C22" w:themeColor="accent6" w:themeShade="BF"/>
+          <w:sz w:val="36"/>
+          <w:szCs w:val="36"/>
+        </w:rPr>
+      </w:pPr>
+      <w:r>
+        <w:rPr>
+          <w:rFonts w:ascii="Cambria Math" w:hAnsi="Cambria Math" w:cs="Cambria Math"/>
+          <w:b/>
+          <w:bCs/>
+          <w:color w:val="3A7C22" w:themeColor="accent6" w:themeShade="BF"/>
+          <w:sz w:val="36"/>
+          <w:szCs w:val="36"/>
+        </w:rPr>
+        <w:t>= 24 + 20 + 10</w:t>
+      </w:r>
+    </w:p>
+    <w:p>
+      <w:pPr>
+        <w:jc w:val="center"/>
+        <w:rPr>
+          <w:rFonts w:ascii="Cambria Math" w:hAnsi="Cambria Math" w:cs="Cambria Math"/>
+          <w:b/>
+          <w:bCs/>
+          <w:color w:val="3A7C22" w:themeColor="accent6" w:themeShade="BF"/>
+          <w:sz w:val="36"/>
+          <w:szCs w:val="36"/>
+        </w:rPr>
+      </w:pPr>
+      <w:r>
+        <w:rPr>
+          <w:rFonts w:ascii="Cambria Math" w:hAnsi="Cambria Math" w:cs="Cambria Math"/>
+          <w:b/>
+          <w:bCs/>
+          <w:color w:val="3A7C22" w:themeColor="accent6" w:themeShade="BF"/>
+          <w:sz w:val="36"/>
+          <w:szCs w:val="36"/>
+        </w:rPr>
+        <w:t>= 54</w:t>
+      </w:r>
+    </w:p>
+    <w:p>
+      <w:pPr>
+        <w:jc w:val="both"/>
+        <w:rPr>
+          <w:sz w:val="36"/>
+          <w:szCs w:val="36"/>
+        </w:rPr>
+      </w:pPr>
+      <w:r>
+        <w:rPr>
+          <w:sz w:val="36"/>
+          <w:szCs w:val="36"/>
+        </w:rPr>
+        <w:t>If the spam threshold is, for instance, 40, then since 54 &gt; 40, the model would classify this email as spam.</w:t>
+      </w:r>
+    </w:p>
+    <w:p>
+      <w:pPr>
+        <w:jc w:val="both"/>
+        <w:rPr>
+          <w:sz w:val="36"/>
+          <w:szCs w:val="36"/>
+        </w:rPr>
+      </w:pPr>
+      <w:r>
+        <w:rPr>
+          <w:sz w:val="36"/>
+          <w:szCs w:val="36"/>
+        </w:rPr>
+        <w:t>This simple mechanism—just multiplying and adding—lies at the core of much more complex decision-making in AI</w:t>
+      </w:r>
+      <w:r>
+        <w:rPr>
+          <w:sz w:val="36"/>
+          <w:szCs w:val="36"/>
+        </w:rPr>
+        <w:t>.</w:t>
+      </w:r>
+    </w:p>
+    <w:p>
+      <w:pPr>
+        <w:jc w:val="center"/>
+        <w:rPr>
+          <w:rFonts w:ascii="Cambria Math" w:hAnsi="Cambria Math" w:cs="Cambria Math"/>
+          <w:b/>
+          <w:bCs/>
+          <w:color w:val="3A7C22" w:themeColor="accent6" w:themeShade="BF"/>
+          <w:sz w:val="36"/>
+          <w:szCs w:val="36"/>
+        </w:rPr>
+      </w:pPr>
     </w:p>
     <w:sectPr>
-      <w:footerReference w:type="default" r:id="rId8"/>
+      <w:footerReference w:type="default" r:id="rId9"/>
       <w:pgSz w:w="12240" w:h="15840"/>
       <w:pgMar w:top="1440" w:right="1440" w:bottom="1440" w:left="1440" w:header="720" w:footer="720" w:gutter="0"/>
       <w:cols w:space="720"/>
@@ -683,6 +2449,163 @@
     </w:p>
   </w:footnote>
 </w:footnotes>
+</file>
+
+<file path=word/numbering.xml><?xml version="1.0" encoding="utf-8"?>
+<w:numbering xmlns:wpc="http://schemas.microsoft.com/office/word/2010/wordprocessingCanvas" xmlns:cx="http://schemas.microsoft.com/office/drawing/2014/chartex" xmlns:cx1="http://schemas.microsoft.com/office/drawing/2015/9/8/chartex" xmlns:cx2="http://schemas.microsoft.com/office/drawing/2015/10/21/chartex" xmlns:cx3="http://schemas.microsoft.com/office/drawing/2016/5/9/chartex" xmlns:cx4="http://schemas.microsoft.com/office/drawing/2016/5/10/chartex" xmlns:cx5="http://schemas.microsoft.com/office/drawing/2016/5/11/chartex" xmlns:cx6="http://schemas.microsoft.com/office/drawing/2016/5/12/chartex" xmlns:cx7="http://schemas.microsoft.com/office/drawing/2016/5/13/chartex" xmlns:cx8="http://schemas.microsoft.com/office/drawing/2016/5/14/chartex" xmlns:mc="http://schemas.openxmlformats.org/markup-compatibility/2006" xmlns:aink="http://schemas.microsoft.com/office/drawing/2016/ink" xmlns:am3d="http://schemas.microsoft.com/office/drawing/2017/model3d" xmlns:o="urn:schemas-microsoft-com:office:office" xmlns:oel="http://schemas.microsoft.com/office/2019/extlst" xmlns:r="http://schemas.openxmlformats.org/officeDocument/2006/relationships" xmlns:m="http://schemas.openxmlformats.org/officeDocument/2006/math" xmlns:v="urn:schemas-microsoft-com:vml" xmlns:wp14="http://schemas.microsoft.com/office/word/2010/wordprocessingDrawing" xmlns:wp="http://schemas.openxmlformats.org/drawingml/2006/wordprocessingDrawing" xmlns:w10="urn:schemas-microsoft-com:office:word" xmlns:w="http://schemas.openxmlformats.org/wordprocessingml/2006/main" xmlns:w14="http://schemas.microsoft.com/office/word/2010/wordml" xmlns:w15="http://schemas.microsoft.com/office/word/2012/wordml" xmlns:w16cex="http://schemas.microsoft.com/office/word/2018/wordml/cex" xmlns:w16cid="http://schemas.microsoft.com/office/word/2016/wordml/cid" xmlns:w16="http://schemas.microsoft.com/office/word/2018/wordml" xmlns:w16du="http://schemas.microsoft.com/office/word/2023/wordml/word16du" xmlns:w16sdtdh="http://schemas.microsoft.com/office/word/2020/wordml/sdtdatahash" xmlns:w16sdtfl="http://schemas.microsoft.com/office/word/2024/wordml/sdtformatlock" xmlns:w16se="http://schemas.microsoft.com/office/word/2015/wordml/symex" xmlns:wpg="http://schemas.microsoft.com/office/word/2010/wordprocessingGroup" xmlns:wpi="http://schemas.microsoft.com/office/word/2010/wordprocessingInk" xmlns:wne="http://schemas.microsoft.com/office/word/2006/wordml" xmlns:wps="http://schemas.microsoft.com/office/word/2010/wordprocessingShape" mc:Ignorable="w14 w15 w16se w16cid w16 w16cex w16sdtdh w16sdtfl w16du wp14">
+  <w:abstractNum w:abstractNumId="0" w15:restartNumberingAfterBreak="0">
+    <w:nsid w:val="41981ACE"/>
+    <w:multiLevelType w:val="multilevel"/>
+    <w:tmpl w:val="3142FEC4"/>
+    <w:lvl w:ilvl="0">
+      <w:start w:val="1"/>
+      <w:numFmt w:val="bullet"/>
+      <w:lvlText w:val=""/>
+      <w:lvlJc w:val="left"/>
+      <w:pPr>
+        <w:tabs>
+          <w:tab w:val="num" w:pos="720"/>
+        </w:tabs>
+        <w:ind w:left="720" w:hanging="360"/>
+      </w:pPr>
+      <w:rPr>
+        <w:rFonts w:ascii="Symbol" w:hAnsi="Symbol" w:hint="default"/>
+        <w:sz w:val="20"/>
+      </w:rPr>
+    </w:lvl>
+    <w:lvl w:ilvl="1" w:tentative="1">
+      <w:start w:val="1"/>
+      <w:numFmt w:val="bullet"/>
+      <w:lvlText w:val="o"/>
+      <w:lvlJc w:val="left"/>
+      <w:pPr>
+        <w:tabs>
+          <w:tab w:val="num" w:pos="1440"/>
+        </w:tabs>
+        <w:ind w:left="1440" w:hanging="360"/>
+      </w:pPr>
+      <w:rPr>
+        <w:rFonts w:ascii="Courier New" w:hAnsi="Courier New" w:hint="default"/>
+        <w:sz w:val="20"/>
+      </w:rPr>
+    </w:lvl>
+    <w:lvl w:ilvl="2" w:tentative="1">
+      <w:start w:val="1"/>
+      <w:numFmt w:val="bullet"/>
+      <w:lvlText w:val=""/>
+      <w:lvlJc w:val="left"/>
+      <w:pPr>
+        <w:tabs>
+          <w:tab w:val="num" w:pos="2160"/>
+        </w:tabs>
+        <w:ind w:left="2160" w:hanging="360"/>
+      </w:pPr>
+      <w:rPr>
+        <w:rFonts w:ascii="Wingdings" w:hAnsi="Wingdings" w:hint="default"/>
+        <w:sz w:val="20"/>
+      </w:rPr>
+    </w:lvl>
+    <w:lvl w:ilvl="3" w:tentative="1">
+      <w:start w:val="1"/>
+      <w:numFmt w:val="bullet"/>
+      <w:lvlText w:val=""/>
+      <w:lvlJc w:val="left"/>
+      <w:pPr>
+        <w:tabs>
+          <w:tab w:val="num" w:pos="2880"/>
+        </w:tabs>
+        <w:ind w:left="2880" w:hanging="360"/>
+      </w:pPr>
+      <w:rPr>
+        <w:rFonts w:ascii="Wingdings" w:hAnsi="Wingdings" w:hint="default"/>
+        <w:sz w:val="20"/>
+      </w:rPr>
+    </w:lvl>
+    <w:lvl w:ilvl="4" w:tentative="1">
+      <w:start w:val="1"/>
+      <w:numFmt w:val="bullet"/>
+      <w:lvlText w:val=""/>
+      <w:lvlJc w:val="left"/>
+      <w:pPr>
+        <w:tabs>
+          <w:tab w:val="num" w:pos="3600"/>
+        </w:tabs>
+        <w:ind w:left="3600" w:hanging="360"/>
+      </w:pPr>
+      <w:rPr>
+        <w:rFonts w:ascii="Wingdings" w:hAnsi="Wingdings" w:hint="default"/>
+        <w:sz w:val="20"/>
+      </w:rPr>
+    </w:lvl>
+    <w:lvl w:ilvl="5" w:tentative="1">
+      <w:start w:val="1"/>
+      <w:numFmt w:val="bullet"/>
+      <w:lvlText w:val=""/>
+      <w:lvlJc w:val="left"/>
+      <w:pPr>
+        <w:tabs>
+          <w:tab w:val="num" w:pos="4320"/>
+        </w:tabs>
+        <w:ind w:left="4320" w:hanging="360"/>
+      </w:pPr>
+      <w:rPr>
+        <w:rFonts w:ascii="Wingdings" w:hAnsi="Wingdings" w:hint="default"/>
+        <w:sz w:val="20"/>
+      </w:rPr>
+    </w:lvl>
+    <w:lvl w:ilvl="6" w:tentative="1">
+      <w:start w:val="1"/>
+      <w:numFmt w:val="bullet"/>
+      <w:lvlText w:val=""/>
+      <w:lvlJc w:val="left"/>
+      <w:pPr>
+        <w:tabs>
+          <w:tab w:val="num" w:pos="5040"/>
+        </w:tabs>
+        <w:ind w:left="5040" w:hanging="360"/>
+      </w:pPr>
+      <w:rPr>
+        <w:rFonts w:ascii="Wingdings" w:hAnsi="Wingdings" w:hint="default"/>
+        <w:sz w:val="20"/>
+      </w:rPr>
+    </w:lvl>
+    <w:lvl w:ilvl="7" w:tentative="1">
+      <w:start w:val="1"/>
+      <w:numFmt w:val="bullet"/>
+      <w:lvlText w:val=""/>
+      <w:lvlJc w:val="left"/>
+      <w:pPr>
+        <w:tabs>
+          <w:tab w:val="num" w:pos="5760"/>
+        </w:tabs>
+        <w:ind w:left="5760" w:hanging="360"/>
+      </w:pPr>
+      <w:rPr>
+        <w:rFonts w:ascii="Wingdings" w:hAnsi="Wingdings" w:hint="default"/>
+        <w:sz w:val="20"/>
+      </w:rPr>
+    </w:lvl>
+    <w:lvl w:ilvl="8" w:tentative="1">
+      <w:start w:val="1"/>
+      <w:numFmt w:val="bullet"/>
+      <w:lvlText w:val=""/>
+      <w:lvlJc w:val="left"/>
+      <w:pPr>
+        <w:tabs>
+          <w:tab w:val="num" w:pos="6480"/>
+        </w:tabs>
+        <w:ind w:left="6480" w:hanging="360"/>
+      </w:pPr>
+      <w:rPr>
+        <w:rFonts w:ascii="Wingdings" w:hAnsi="Wingdings" w:hint="default"/>
+        <w:sz w:val="20"/>
+      </w:rPr>
+    </w:lvl>
+  </w:abstractNum>
+  <w:num w:numId="1" w16cid:durableId="596062808">
+    <w:abstractNumId w:val="0"/>
+  </w:num>
+</w:numbering>
 </file>
 
 <file path=word/styles.xml><?xml version="1.0" encoding="utf-8"?>
@@ -1116,7 +3039,6 @@
     <w:next w:val="Normal"/>
     <w:link w:val="Heading2Char"/>
     <w:uiPriority w:val="9"/>
-    <w:semiHidden/>
     <w:unhideWhenUsed/>
     <w:qFormat/>
     <w:rsid w:val="00286B01"/>
@@ -1295,7 +3217,6 @@
   <w:style w:type="character" w:default="1" w:styleId="DefaultParagraphFont">
     <w:name w:val="Default Paragraph Font"/>
     <w:uiPriority w:val="1"/>
-    <w:semiHidden/>
     <w:unhideWhenUsed/>
   </w:style>
   <w:style w:type="table" w:default="1" w:styleId="TableNormal">
@@ -1339,7 +3260,6 @@
     <w:basedOn w:val="DefaultParagraphFont"/>
     <w:link w:val="Heading2"/>
     <w:uiPriority w:val="9"/>
-    <w:semiHidden/>
     <w:rsid w:val="00286B01"/>
     <w:rPr>
       <w:caps/>
@@ -1767,6 +3687,19 @@
     <w:link w:val="Footer"/>
     <w:uiPriority w:val="99"/>
     <w:rsid w:val="00286B01"/>
+  </w:style>
+  <w:style w:type="paragraph" w:styleId="TOC2">
+    <w:name w:val="toc 2"/>
+    <w:basedOn w:val="Normal"/>
+    <w:next w:val="Normal"/>
+    <w:autoRedefine/>
+    <w:uiPriority w:val="39"/>
+    <w:unhideWhenUsed/>
+    <w:rsid w:val="00FB3197"/>
+    <w:pPr>
+      <w:spacing w:after="100"/>
+      <w:ind w:left="200"/>
+    </w:pPr>
   </w:style>
 </w:styles>
 </file>

--- a/Steps_PodCast/ARTIFICIAL_INTELLIGENCE/Python_Infinity_-_Cracking_ARTIFICIAL_INTELLIGENCE_v1.0.docx
+++ b/Steps_PodCast/ARTIFICIAL_INTELLIGENCE/Python_Infinity_-_Cracking_ARTIFICIAL_INTELLIGENCE_v1.0.docx
@@ -342,11 +342,6 @@
         </w:drawing>
       </w:r>
     </w:p>
-    <w:p>
-      <w:pPr>
-        <w:spacing w:after="100" w:afterAutospacing="1" w:line="240" w:lineRule="auto"/>
-      </w:pPr>
-    </w:p>
     <w:sdt>
       <w:sdtPr>
         <w:rPr>
@@ -393,19 +388,35 @@
             </w:rPr>
           </w:pPr>
           <w:r>
+            <w:rPr>
+              <w:sz w:val="24"/>
+              <w:szCs w:val="24"/>
+            </w:rPr>
             <w:fldChar w:fldCharType="begin"/>
           </w:r>
           <w:r>
+            <w:rPr>
+              <w:sz w:val="24"/>
+              <w:szCs w:val="24"/>
+            </w:rPr>
             <w:instrText xml:space="preserve"> TOC \o "1-3" \h \z \u </w:instrText>
           </w:r>
           <w:r>
+            <w:rPr>
+              <w:sz w:val="24"/>
+              <w:szCs w:val="24"/>
+            </w:rPr>
             <w:fldChar w:fldCharType="separate"/>
           </w:r>
-          <w:hyperlink w:anchor="_Toc200569500" w:history="1">
+          <w:hyperlink w:anchor="_Toc200571208" w:history="1">
             <w:r>
               <w:rPr>
                 <w:rStyle w:val="Hyperlink"/>
-                <w:noProof/>
+                <w:b/>
+                <w:bCs/>
+                <w:noProof/>
+                <w:sz w:val="24"/>
+                <w:szCs w:val="24"/>
               </w:rPr>
               <w:t>Introduction</w:t>
             </w:r>
@@ -413,6 +424,8 @@
               <w:rPr>
                 <w:noProof/>
                 <w:webHidden/>
+                <w:sz w:val="24"/>
+                <w:szCs w:val="24"/>
               </w:rPr>
               <w:tab/>
             </w:r>
@@ -420,6 +433,8 @@
               <w:rPr>
                 <w:noProof/>
                 <w:webHidden/>
+                <w:sz w:val="24"/>
+                <w:szCs w:val="24"/>
               </w:rPr>
               <w:fldChar w:fldCharType="begin"/>
             </w:r>
@@ -427,19 +442,25 @@
               <w:rPr>
                 <w:noProof/>
                 <w:webHidden/>
-              </w:rPr>
-              <w:instrText xml:space="preserve"> PAGEREF _Toc200569500 \h </w:instrText>
+                <w:sz w:val="24"/>
+                <w:szCs w:val="24"/>
+              </w:rPr>
+              <w:instrText xml:space="preserve"> PAGEREF _Toc200571208 \h </w:instrText>
             </w:r>
             <w:r>
               <w:rPr>
                 <w:noProof/>
                 <w:webHidden/>
+                <w:sz w:val="24"/>
+                <w:szCs w:val="24"/>
               </w:rPr>
             </w:r>
             <w:r>
               <w:rPr>
                 <w:noProof/>
                 <w:webHidden/>
+                <w:sz w:val="24"/>
+                <w:szCs w:val="24"/>
               </w:rPr>
               <w:fldChar w:fldCharType="separate"/>
             </w:r>
@@ -447,6 +468,8 @@
               <w:rPr>
                 <w:noProof/>
                 <w:webHidden/>
+                <w:sz w:val="24"/>
+                <w:szCs w:val="24"/>
               </w:rPr>
               <w:t>3</w:t>
             </w:r>
@@ -454,6 +477,368 @@
               <w:rPr>
                 <w:noProof/>
                 <w:webHidden/>
+                <w:sz w:val="24"/>
+                <w:szCs w:val="24"/>
+              </w:rPr>
+              <w:fldChar w:fldCharType="end"/>
+            </w:r>
+          </w:hyperlink>
+        </w:p>
+        <w:p>
+          <w:pPr>
+            <w:pStyle w:val="TOC2"/>
+            <w:tabs>
+              <w:tab w:val="right" w:leader="dot" w:pos="9350"/>
+            </w:tabs>
+            <w:rPr>
+              <w:noProof/>
+              <w:kern w:val="2"/>
+              <w:sz w:val="24"/>
+              <w:szCs w:val="24"/>
+              <w14:ligatures w14:val="standardContextual"/>
+            </w:rPr>
+          </w:pPr>
+          <w:hyperlink w:anchor="_Toc200571209" w:history="1">
+            <w:r>
+              <w:rPr>
+                <w:rStyle w:val="Hyperlink"/>
+                <w:b/>
+                <w:bCs/>
+                <w:noProof/>
+                <w:sz w:val="24"/>
+                <w:szCs w:val="24"/>
+              </w:rPr>
+              <w:t>Types of AI</w:t>
+            </w:r>
+            <w:r>
+              <w:rPr>
+                <w:noProof/>
+                <w:webHidden/>
+                <w:sz w:val="24"/>
+                <w:szCs w:val="24"/>
+              </w:rPr>
+              <w:tab/>
+            </w:r>
+            <w:r>
+              <w:rPr>
+                <w:noProof/>
+                <w:webHidden/>
+                <w:sz w:val="24"/>
+                <w:szCs w:val="24"/>
+              </w:rPr>
+              <w:fldChar w:fldCharType="begin"/>
+            </w:r>
+            <w:r>
+              <w:rPr>
+                <w:noProof/>
+                <w:webHidden/>
+                <w:sz w:val="24"/>
+                <w:szCs w:val="24"/>
+              </w:rPr>
+              <w:instrText xml:space="preserve"> PAGEREF _Toc200571209 \h </w:instrText>
+            </w:r>
+            <w:r>
+              <w:rPr>
+                <w:noProof/>
+                <w:webHidden/>
+                <w:sz w:val="24"/>
+                <w:szCs w:val="24"/>
+              </w:rPr>
+            </w:r>
+            <w:r>
+              <w:rPr>
+                <w:noProof/>
+                <w:webHidden/>
+                <w:sz w:val="24"/>
+                <w:szCs w:val="24"/>
+              </w:rPr>
+              <w:fldChar w:fldCharType="separate"/>
+            </w:r>
+            <w:r>
+              <w:rPr>
+                <w:noProof/>
+                <w:webHidden/>
+                <w:sz w:val="24"/>
+                <w:szCs w:val="24"/>
+              </w:rPr>
+              <w:t>3</w:t>
+            </w:r>
+            <w:r>
+              <w:rPr>
+                <w:noProof/>
+                <w:webHidden/>
+                <w:sz w:val="24"/>
+                <w:szCs w:val="24"/>
+              </w:rPr>
+              <w:fldChar w:fldCharType="end"/>
+            </w:r>
+          </w:hyperlink>
+        </w:p>
+        <w:p>
+          <w:pPr>
+            <w:pStyle w:val="TOC2"/>
+            <w:tabs>
+              <w:tab w:val="right" w:leader="dot" w:pos="9350"/>
+            </w:tabs>
+            <w:rPr>
+              <w:noProof/>
+              <w:kern w:val="2"/>
+              <w:sz w:val="24"/>
+              <w:szCs w:val="24"/>
+              <w14:ligatures w14:val="standardContextual"/>
+            </w:rPr>
+          </w:pPr>
+          <w:hyperlink w:anchor="_Toc200571210" w:history="1">
+            <w:r>
+              <w:rPr>
+                <w:rStyle w:val="Hyperlink"/>
+                <w:b/>
+                <w:bCs/>
+                <w:noProof/>
+                <w:sz w:val="24"/>
+                <w:szCs w:val="24"/>
+              </w:rPr>
+              <w:t>How It Works</w:t>
+            </w:r>
+            <w:r>
+              <w:rPr>
+                <w:noProof/>
+                <w:webHidden/>
+                <w:sz w:val="24"/>
+                <w:szCs w:val="24"/>
+              </w:rPr>
+              <w:tab/>
+            </w:r>
+            <w:r>
+              <w:rPr>
+                <w:noProof/>
+                <w:webHidden/>
+                <w:sz w:val="24"/>
+                <w:szCs w:val="24"/>
+              </w:rPr>
+              <w:fldChar w:fldCharType="begin"/>
+            </w:r>
+            <w:r>
+              <w:rPr>
+                <w:noProof/>
+                <w:webHidden/>
+                <w:sz w:val="24"/>
+                <w:szCs w:val="24"/>
+              </w:rPr>
+              <w:instrText xml:space="preserve"> PAGEREF _Toc200571210 \h </w:instrText>
+            </w:r>
+            <w:r>
+              <w:rPr>
+                <w:noProof/>
+                <w:webHidden/>
+                <w:sz w:val="24"/>
+                <w:szCs w:val="24"/>
+              </w:rPr>
+            </w:r>
+            <w:r>
+              <w:rPr>
+                <w:noProof/>
+                <w:webHidden/>
+                <w:sz w:val="24"/>
+                <w:szCs w:val="24"/>
+              </w:rPr>
+              <w:fldChar w:fldCharType="separate"/>
+            </w:r>
+            <w:r>
+              <w:rPr>
+                <w:noProof/>
+                <w:webHidden/>
+                <w:sz w:val="24"/>
+                <w:szCs w:val="24"/>
+              </w:rPr>
+              <w:t>3</w:t>
+            </w:r>
+            <w:r>
+              <w:rPr>
+                <w:noProof/>
+                <w:webHidden/>
+                <w:sz w:val="24"/>
+                <w:szCs w:val="24"/>
+              </w:rPr>
+              <w:fldChar w:fldCharType="end"/>
+            </w:r>
+          </w:hyperlink>
+        </w:p>
+        <w:p>
+          <w:pPr>
+            <w:pStyle w:val="TOC2"/>
+            <w:tabs>
+              <w:tab w:val="right" w:leader="dot" w:pos="9350"/>
+            </w:tabs>
+            <w:rPr>
+              <w:noProof/>
+              <w:kern w:val="2"/>
+              <w:sz w:val="24"/>
+              <w:szCs w:val="24"/>
+              <w14:ligatures w14:val="standardContextual"/>
+            </w:rPr>
+          </w:pPr>
+          <w:hyperlink w:anchor="_Toc200571211" w:history="1">
+            <w:r>
+              <w:rPr>
+                <w:rStyle w:val="Hyperlink"/>
+                <w:b/>
+                <w:bCs/>
+                <w:noProof/>
+                <w:sz w:val="24"/>
+                <w:szCs w:val="24"/>
+              </w:rPr>
+              <w:t>Applications</w:t>
+            </w:r>
+            <w:r>
+              <w:rPr>
+                <w:noProof/>
+                <w:webHidden/>
+                <w:sz w:val="24"/>
+                <w:szCs w:val="24"/>
+              </w:rPr>
+              <w:tab/>
+            </w:r>
+            <w:r>
+              <w:rPr>
+                <w:noProof/>
+                <w:webHidden/>
+                <w:sz w:val="24"/>
+                <w:szCs w:val="24"/>
+              </w:rPr>
+              <w:fldChar w:fldCharType="begin"/>
+            </w:r>
+            <w:r>
+              <w:rPr>
+                <w:noProof/>
+                <w:webHidden/>
+                <w:sz w:val="24"/>
+                <w:szCs w:val="24"/>
+              </w:rPr>
+              <w:instrText xml:space="preserve"> PAGEREF _Toc200571211 \h </w:instrText>
+            </w:r>
+            <w:r>
+              <w:rPr>
+                <w:noProof/>
+                <w:webHidden/>
+                <w:sz w:val="24"/>
+                <w:szCs w:val="24"/>
+              </w:rPr>
+            </w:r>
+            <w:r>
+              <w:rPr>
+                <w:noProof/>
+                <w:webHidden/>
+                <w:sz w:val="24"/>
+                <w:szCs w:val="24"/>
+              </w:rPr>
+              <w:fldChar w:fldCharType="separate"/>
+            </w:r>
+            <w:r>
+              <w:rPr>
+                <w:noProof/>
+                <w:webHidden/>
+                <w:sz w:val="24"/>
+                <w:szCs w:val="24"/>
+              </w:rPr>
+              <w:t>4</w:t>
+            </w:r>
+            <w:r>
+              <w:rPr>
+                <w:noProof/>
+                <w:webHidden/>
+                <w:sz w:val="24"/>
+                <w:szCs w:val="24"/>
+              </w:rPr>
+              <w:fldChar w:fldCharType="end"/>
+            </w:r>
+          </w:hyperlink>
+        </w:p>
+        <w:p>
+          <w:pPr>
+            <w:pStyle w:val="TOC2"/>
+            <w:tabs>
+              <w:tab w:val="right" w:leader="dot" w:pos="9350"/>
+            </w:tabs>
+            <w:rPr>
+              <w:noProof/>
+              <w:kern w:val="2"/>
+              <w:sz w:val="24"/>
+              <w:szCs w:val="24"/>
+              <w14:ligatures w14:val="standardContextual"/>
+            </w:rPr>
+          </w:pPr>
+          <w:hyperlink w:anchor="_Toc200571212" w:history="1">
+            <w:r>
+              <w:rPr>
+                <w:rStyle w:val="Hyperlink"/>
+                <w:b/>
+                <w:bCs/>
+                <w:noProof/>
+                <w:sz w:val="24"/>
+                <w:szCs w:val="24"/>
+              </w:rPr>
+              <w:t>Challenges and Ethics</w:t>
+            </w:r>
+            <w:r>
+              <w:rPr>
+                <w:noProof/>
+                <w:webHidden/>
+                <w:sz w:val="24"/>
+                <w:szCs w:val="24"/>
+              </w:rPr>
+              <w:tab/>
+            </w:r>
+            <w:r>
+              <w:rPr>
+                <w:noProof/>
+                <w:webHidden/>
+                <w:sz w:val="24"/>
+                <w:szCs w:val="24"/>
+              </w:rPr>
+              <w:fldChar w:fldCharType="begin"/>
+            </w:r>
+            <w:r>
+              <w:rPr>
+                <w:noProof/>
+                <w:webHidden/>
+                <w:sz w:val="24"/>
+                <w:szCs w:val="24"/>
+              </w:rPr>
+              <w:instrText xml:space="preserve"> PAGEREF _Toc200571212 \h </w:instrText>
+            </w:r>
+            <w:r>
+              <w:rPr>
+                <w:noProof/>
+                <w:webHidden/>
+                <w:sz w:val="24"/>
+                <w:szCs w:val="24"/>
+              </w:rPr>
+            </w:r>
+            <w:r>
+              <w:rPr>
+                <w:noProof/>
+                <w:webHidden/>
+                <w:sz w:val="24"/>
+                <w:szCs w:val="24"/>
+              </w:rPr>
+              <w:fldChar w:fldCharType="separate"/>
+            </w:r>
+            <w:r>
+              <w:rPr>
+                <w:noProof/>
+                <w:webHidden/>
+                <w:sz w:val="24"/>
+                <w:szCs w:val="24"/>
+              </w:rPr>
+              <w:t>4</w:t>
+            </w:r>
+            <w:r>
+              <w:rPr>
+                <w:noProof/>
+                <w:webHidden/>
+                <w:sz w:val="24"/>
+                <w:szCs w:val="24"/>
               </w:rPr>
               <w:fldChar w:fldCharType="end"/>
             </w:r>
@@ -473,11 +858,15 @@
               <w14:ligatures w14:val="standardContextual"/>
             </w:rPr>
           </w:pPr>
-          <w:hyperlink w:anchor="_Toc200569501" w:history="1">
+          <w:hyperlink w:anchor="_Toc200571213" w:history="1">
             <w:r>
               <w:rPr>
                 <w:rStyle w:val="Hyperlink"/>
-                <w:noProof/>
+                <w:b/>
+                <w:bCs/>
+                <w:noProof/>
+                <w:sz w:val="24"/>
+                <w:szCs w:val="24"/>
               </w:rPr>
               <w:t>The Dot Product in Artificial Intelligence</w:t>
             </w:r>
@@ -485,6 +874,8 @@
               <w:rPr>
                 <w:noProof/>
                 <w:webHidden/>
+                <w:sz w:val="24"/>
+                <w:szCs w:val="24"/>
               </w:rPr>
               <w:tab/>
             </w:r>
@@ -492,6 +883,8 @@
               <w:rPr>
                 <w:noProof/>
                 <w:webHidden/>
+                <w:sz w:val="24"/>
+                <w:szCs w:val="24"/>
               </w:rPr>
               <w:fldChar w:fldCharType="begin"/>
             </w:r>
@@ -499,19 +892,25 @@
               <w:rPr>
                 <w:noProof/>
                 <w:webHidden/>
-              </w:rPr>
-              <w:instrText xml:space="preserve"> PAGEREF _Toc200569501 \h </w:instrText>
+                <w:sz w:val="24"/>
+                <w:szCs w:val="24"/>
+              </w:rPr>
+              <w:instrText xml:space="preserve"> PAGEREF _Toc200571213 \h </w:instrText>
             </w:r>
             <w:r>
               <w:rPr>
                 <w:noProof/>
                 <w:webHidden/>
+                <w:sz w:val="24"/>
+                <w:szCs w:val="24"/>
               </w:rPr>
             </w:r>
             <w:r>
               <w:rPr>
                 <w:noProof/>
                 <w:webHidden/>
+                <w:sz w:val="24"/>
+                <w:szCs w:val="24"/>
               </w:rPr>
               <w:fldChar w:fldCharType="separate"/>
             </w:r>
@@ -519,13 +918,17 @@
               <w:rPr>
                 <w:noProof/>
                 <w:webHidden/>
-              </w:rPr>
-              <w:t>3</w:t>
+                <w:sz w:val="24"/>
+                <w:szCs w:val="24"/>
+              </w:rPr>
+              <w:t>4</w:t>
             </w:r>
             <w:r>
               <w:rPr>
                 <w:noProof/>
                 <w:webHidden/>
+                <w:sz w:val="24"/>
+                <w:szCs w:val="24"/>
               </w:rPr>
               <w:fldChar w:fldCharType="end"/>
             </w:r>
@@ -545,11 +948,15 @@
               <w14:ligatures w14:val="standardContextual"/>
             </w:rPr>
           </w:pPr>
-          <w:hyperlink w:anchor="_Toc200569502" w:history="1">
+          <w:hyperlink w:anchor="_Toc200571214" w:history="1">
             <w:r>
               <w:rPr>
                 <w:rStyle w:val="Hyperlink"/>
-                <w:noProof/>
+                <w:b/>
+                <w:bCs/>
+                <w:noProof/>
+                <w:sz w:val="24"/>
+                <w:szCs w:val="24"/>
               </w:rPr>
               <w:t>Definition</w:t>
             </w:r>
@@ -557,6 +964,8 @@
               <w:rPr>
                 <w:noProof/>
                 <w:webHidden/>
+                <w:sz w:val="24"/>
+                <w:szCs w:val="24"/>
               </w:rPr>
               <w:tab/>
             </w:r>
@@ -564,6 +973,8 @@
               <w:rPr>
                 <w:noProof/>
                 <w:webHidden/>
+                <w:sz w:val="24"/>
+                <w:szCs w:val="24"/>
               </w:rPr>
               <w:fldChar w:fldCharType="begin"/>
             </w:r>
@@ -571,19 +982,25 @@
               <w:rPr>
                 <w:noProof/>
                 <w:webHidden/>
-              </w:rPr>
-              <w:instrText xml:space="preserve"> PAGEREF _Toc200569502 \h </w:instrText>
+                <w:sz w:val="24"/>
+                <w:szCs w:val="24"/>
+              </w:rPr>
+              <w:instrText xml:space="preserve"> PAGEREF _Toc200571214 \h </w:instrText>
             </w:r>
             <w:r>
               <w:rPr>
                 <w:noProof/>
                 <w:webHidden/>
+                <w:sz w:val="24"/>
+                <w:szCs w:val="24"/>
               </w:rPr>
             </w:r>
             <w:r>
               <w:rPr>
                 <w:noProof/>
                 <w:webHidden/>
+                <w:sz w:val="24"/>
+                <w:szCs w:val="24"/>
               </w:rPr>
               <w:fldChar w:fldCharType="separate"/>
             </w:r>
@@ -591,13 +1008,17 @@
               <w:rPr>
                 <w:noProof/>
                 <w:webHidden/>
-              </w:rPr>
-              <w:t>3</w:t>
+                <w:sz w:val="24"/>
+                <w:szCs w:val="24"/>
+              </w:rPr>
+              <w:t>5</w:t>
             </w:r>
             <w:r>
               <w:rPr>
                 <w:noProof/>
                 <w:webHidden/>
+                <w:sz w:val="24"/>
+                <w:szCs w:val="24"/>
               </w:rPr>
               <w:fldChar w:fldCharType="end"/>
             </w:r>
@@ -617,11 +1038,15 @@
               <w14:ligatures w14:val="standardContextual"/>
             </w:rPr>
           </w:pPr>
-          <w:hyperlink w:anchor="_Toc200569503" w:history="1">
+          <w:hyperlink w:anchor="_Toc200571215" w:history="1">
             <w:r>
               <w:rPr>
                 <w:rStyle w:val="Hyperlink"/>
-                <w:noProof/>
+                <w:b/>
+                <w:bCs/>
+                <w:noProof/>
+                <w:sz w:val="24"/>
+                <w:szCs w:val="24"/>
               </w:rPr>
               <w:t>Email Spam Detection</w:t>
             </w:r>
@@ -629,6 +1054,8 @@
               <w:rPr>
                 <w:noProof/>
                 <w:webHidden/>
+                <w:sz w:val="24"/>
+                <w:szCs w:val="24"/>
               </w:rPr>
               <w:tab/>
             </w:r>
@@ -636,6 +1063,8 @@
               <w:rPr>
                 <w:noProof/>
                 <w:webHidden/>
+                <w:sz w:val="24"/>
+                <w:szCs w:val="24"/>
               </w:rPr>
               <w:fldChar w:fldCharType="begin"/>
             </w:r>
@@ -643,19 +1072,25 @@
               <w:rPr>
                 <w:noProof/>
                 <w:webHidden/>
-              </w:rPr>
-              <w:instrText xml:space="preserve"> PAGEREF _Toc200569503 \h </w:instrText>
+                <w:sz w:val="24"/>
+                <w:szCs w:val="24"/>
+              </w:rPr>
+              <w:instrText xml:space="preserve"> PAGEREF _Toc200571215 \h </w:instrText>
             </w:r>
             <w:r>
               <w:rPr>
                 <w:noProof/>
                 <w:webHidden/>
+                <w:sz w:val="24"/>
+                <w:szCs w:val="24"/>
               </w:rPr>
             </w:r>
             <w:r>
               <w:rPr>
                 <w:noProof/>
                 <w:webHidden/>
+                <w:sz w:val="24"/>
+                <w:szCs w:val="24"/>
               </w:rPr>
               <w:fldChar w:fldCharType="separate"/>
             </w:r>
@@ -663,13 +1098,17 @@
               <w:rPr>
                 <w:noProof/>
                 <w:webHidden/>
-              </w:rPr>
-              <w:t>4</w:t>
+                <w:sz w:val="24"/>
+                <w:szCs w:val="24"/>
+              </w:rPr>
+              <w:t>6</w:t>
             </w:r>
             <w:r>
               <w:rPr>
                 <w:noProof/>
                 <w:webHidden/>
+                <w:sz w:val="24"/>
+                <w:szCs w:val="24"/>
               </w:rPr>
               <w:fldChar w:fldCharType="end"/>
             </w:r>
@@ -681,6 +1120,8 @@
               <w:b/>
               <w:bCs/>
               <w:noProof/>
+              <w:sz w:val="24"/>
+              <w:szCs w:val="24"/>
             </w:rPr>
             <w:fldChar w:fldCharType="end"/>
           </w:r>
@@ -769,49 +1210,693 @@
     </w:p>
     <w:p>
       <w:pPr>
-        <w:spacing w:after="100" w:afterAutospacing="1" w:line="240" w:lineRule="auto"/>
-      </w:pPr>
-    </w:p>
-    <w:p>
-      <w:pPr>
-        <w:spacing w:after="100" w:afterAutospacing="1" w:line="240" w:lineRule="auto"/>
-      </w:pPr>
-    </w:p>
-    <w:p>
-      <w:pPr>
-        <w:spacing w:after="100" w:afterAutospacing="1" w:line="240" w:lineRule="auto"/>
-      </w:pPr>
-    </w:p>
-    <w:p>
-      <w:pPr>
-        <w:spacing w:after="100" w:afterAutospacing="1" w:line="240" w:lineRule="auto"/>
-      </w:pPr>
-    </w:p>
-    <w:p>
-      <w:pPr>
         <w:pStyle w:val="Heading1"/>
-      </w:pPr>
-      <w:bookmarkStart w:id="0" w:name="_Toc200569500"/>
-      <w:r>
+        <w:rPr>
+          <w:b/>
+          <w:bCs/>
+          <w:sz w:val="40"/>
+          <w:szCs w:val="40"/>
+        </w:rPr>
+      </w:pPr>
+      <w:bookmarkStart w:id="0" w:name="_Toc200571208"/>
+      <w:r>
+        <w:rPr>
+          <w:b/>
+          <w:bCs/>
+          <w:sz w:val="40"/>
+          <w:szCs w:val="40"/>
+        </w:rPr>
+        <w:lastRenderedPageBreak/>
         <w:t>Introduction</w:t>
       </w:r>
       <w:bookmarkEnd w:id="0"/>
+    </w:p>
+    <w:p>
+      <w:pPr>
+        <w:jc w:val="both"/>
+        <w:rPr>
+          <w:sz w:val="36"/>
+          <w:szCs w:val="36"/>
+        </w:rPr>
+      </w:pPr>
+      <w:r>
+        <w:rPr>
+          <w:sz w:val="36"/>
+          <w:szCs w:val="36"/>
+        </w:rPr>
+        <w:t>Artificial Intelligence (AI) refers to the development of machines and software that can perform tasks typically requiring human intelligence. These tasks include things like learning from experience, recognizing patterns, understanding natural language, making decisions, and solving problems.</w:t>
+      </w:r>
+    </w:p>
+    <w:p>
+      <w:pPr>
+        <w:rPr>
+          <w:sz w:val="36"/>
+          <w:szCs w:val="36"/>
+        </w:rPr>
+      </w:pPr>
+      <w:r>
+        <w:rPr>
+          <w:sz w:val="36"/>
+          <w:szCs w:val="36"/>
+        </w:rPr>
+        <w:t>Here’s a quick breakdown:</w:t>
+      </w:r>
+    </w:p>
+    <w:p>
+      <w:pPr>
+        <w:pStyle w:val="Heading2"/>
+        <w:rPr>
+          <w:b/>
+          <w:bCs/>
+          <w:sz w:val="40"/>
+          <w:szCs w:val="40"/>
+        </w:rPr>
+      </w:pPr>
+      <w:bookmarkStart w:id="1" w:name="_Toc200571209"/>
+      <w:r>
+        <w:rPr>
+          <w:b/>
+          <w:bCs/>
+          <w:caps w:val="0"/>
+          <w:sz w:val="40"/>
+          <w:szCs w:val="40"/>
+        </w:rPr>
+        <w:t>Types of AI</w:t>
+      </w:r>
+      <w:bookmarkEnd w:id="1"/>
+    </w:p>
+    <w:p>
+      <w:pPr>
+        <w:numPr>
+          <w:ilvl w:val="0"/>
+          <w:numId w:val="2"/>
+        </w:numPr>
+        <w:jc w:val="both"/>
+        <w:rPr>
+          <w:sz w:val="36"/>
+          <w:szCs w:val="36"/>
+        </w:rPr>
+      </w:pPr>
+      <w:r>
+        <w:rPr>
+          <w:sz w:val="36"/>
+          <w:szCs w:val="36"/>
+        </w:rPr>
+        <w:t>Narrow AI: Specialized in one task (like voice assistants or recommendation systems).</w:t>
+      </w:r>
+    </w:p>
+    <w:p>
+      <w:pPr>
+        <w:numPr>
+          <w:ilvl w:val="0"/>
+          <w:numId w:val="2"/>
+        </w:numPr>
+        <w:jc w:val="both"/>
+        <w:rPr>
+          <w:sz w:val="36"/>
+          <w:szCs w:val="36"/>
+        </w:rPr>
+      </w:pPr>
+      <w:r>
+        <w:rPr>
+          <w:sz w:val="36"/>
+          <w:szCs w:val="36"/>
+        </w:rPr>
+        <w:t>General AI: A still-theoretical form that could perform any intellectual task a human can do.</w:t>
+      </w:r>
+    </w:p>
+    <w:p>
+      <w:pPr>
+        <w:numPr>
+          <w:ilvl w:val="0"/>
+          <w:numId w:val="2"/>
+        </w:numPr>
+        <w:jc w:val="both"/>
+        <w:rPr>
+          <w:sz w:val="36"/>
+          <w:szCs w:val="36"/>
+        </w:rPr>
+      </w:pPr>
+      <w:r>
+        <w:rPr>
+          <w:sz w:val="36"/>
+          <w:szCs w:val="36"/>
+        </w:rPr>
+        <w:t>Superintelligent AI: A hypothetical future AI that surpasses human intelligence in all fields.</w:t>
+      </w:r>
+    </w:p>
+    <w:p>
+      <w:pPr>
+        <w:pStyle w:val="Heading2"/>
+        <w:rPr>
+          <w:b/>
+          <w:bCs/>
+          <w:caps w:val="0"/>
+          <w:sz w:val="40"/>
+          <w:szCs w:val="40"/>
+        </w:rPr>
+      </w:pPr>
+      <w:bookmarkStart w:id="2" w:name="_Toc200571210"/>
+      <w:r>
+        <w:rPr>
+          <w:b/>
+          <w:bCs/>
+          <w:caps w:val="0"/>
+          <w:sz w:val="40"/>
+          <w:szCs w:val="40"/>
+        </w:rPr>
+        <w:t>How It Works</w:t>
+      </w:r>
+      <w:bookmarkEnd w:id="2"/>
+    </w:p>
+    <w:p>
+      <w:pPr>
+        <w:numPr>
+          <w:ilvl w:val="0"/>
+          <w:numId w:val="3"/>
+        </w:numPr>
+        <w:jc w:val="both"/>
+        <w:rPr>
+          <w:sz w:val="36"/>
+          <w:szCs w:val="36"/>
+        </w:rPr>
+      </w:pPr>
+      <w:r>
+        <w:rPr>
+          <w:sz w:val="36"/>
+          <w:szCs w:val="36"/>
+        </w:rPr>
+        <w:t xml:space="preserve">AI systems often use </w:t>
+      </w:r>
+      <w:r>
+        <w:rPr>
+          <w:i/>
+          <w:iCs/>
+          <w:sz w:val="36"/>
+          <w:szCs w:val="36"/>
+        </w:rPr>
+        <w:t>machine learning</w:t>
+      </w:r>
+      <w:r>
+        <w:rPr>
+          <w:sz w:val="36"/>
+          <w:szCs w:val="36"/>
+        </w:rPr>
+        <w:t xml:space="preserve">, where they </w:t>
+      </w:r>
+      <w:r>
+        <w:rPr>
+          <w:sz w:val="36"/>
+          <w:szCs w:val="36"/>
+        </w:rPr>
+        <w:t>improve</w:t>
+      </w:r>
+      <w:r>
+        <w:rPr>
+          <w:sz w:val="36"/>
+          <w:szCs w:val="36"/>
+        </w:rPr>
+        <w:t xml:space="preserve"> tasks by analyzing data.</w:t>
+      </w:r>
+    </w:p>
+    <w:p>
+      <w:pPr>
+        <w:numPr>
+          <w:ilvl w:val="0"/>
+          <w:numId w:val="3"/>
+        </w:numPr>
+        <w:jc w:val="both"/>
+        <w:rPr>
+          <w:sz w:val="36"/>
+          <w:szCs w:val="36"/>
+        </w:rPr>
+      </w:pPr>
+      <w:r>
+        <w:rPr>
+          <w:sz w:val="36"/>
+          <w:szCs w:val="36"/>
+        </w:rPr>
+        <w:t xml:space="preserve">Techniques like </w:t>
+      </w:r>
+      <w:r>
+        <w:rPr>
+          <w:i/>
+          <w:iCs/>
+          <w:sz w:val="36"/>
+          <w:szCs w:val="36"/>
+        </w:rPr>
+        <w:t>neural networks</w:t>
+      </w:r>
+      <w:r>
+        <w:rPr>
+          <w:sz w:val="36"/>
+          <w:szCs w:val="36"/>
+        </w:rPr>
+        <w:t xml:space="preserve">, </w:t>
+      </w:r>
+      <w:r>
+        <w:rPr>
+          <w:i/>
+          <w:iCs/>
+          <w:sz w:val="36"/>
+          <w:szCs w:val="36"/>
+        </w:rPr>
+        <w:t>deep learning</w:t>
+      </w:r>
+      <w:r>
+        <w:rPr>
+          <w:sz w:val="36"/>
+          <w:szCs w:val="36"/>
+        </w:rPr>
+        <w:t xml:space="preserve">, and </w:t>
+      </w:r>
+      <w:r>
+        <w:rPr>
+          <w:i/>
+          <w:iCs/>
+          <w:sz w:val="36"/>
+          <w:szCs w:val="36"/>
+        </w:rPr>
+        <w:t>reinforcement learning</w:t>
+      </w:r>
+      <w:r>
+        <w:rPr>
+          <w:sz w:val="36"/>
+          <w:szCs w:val="36"/>
+        </w:rPr>
+        <w:t xml:space="preserve"> allow machines to simulate how human brains process information.</w:t>
+      </w:r>
+    </w:p>
+    <w:p>
+      <w:pPr>
+        <w:pStyle w:val="Heading2"/>
+        <w:rPr>
+          <w:b/>
+          <w:bCs/>
+          <w:caps w:val="0"/>
+          <w:sz w:val="40"/>
+          <w:szCs w:val="40"/>
+        </w:rPr>
+      </w:pPr>
+      <w:bookmarkStart w:id="3" w:name="_Toc200571211"/>
+      <w:r>
+        <w:rPr>
+          <w:b/>
+          <w:bCs/>
+          <w:caps w:val="0"/>
+          <w:sz w:val="40"/>
+          <w:szCs w:val="40"/>
+        </w:rPr>
+        <w:lastRenderedPageBreak/>
+        <w:t>Applications</w:t>
+      </w:r>
+      <w:bookmarkEnd w:id="3"/>
+    </w:p>
+    <w:p>
+      <w:pPr>
+        <w:numPr>
+          <w:ilvl w:val="0"/>
+          <w:numId w:val="4"/>
+        </w:numPr>
+        <w:jc w:val="both"/>
+        <w:rPr>
+          <w:sz w:val="36"/>
+          <w:szCs w:val="36"/>
+        </w:rPr>
+      </w:pPr>
+      <w:r>
+        <w:rPr>
+          <w:sz w:val="36"/>
+          <w:szCs w:val="36"/>
+        </w:rPr>
+        <w:t xml:space="preserve">Language translation, image and speech recognition, autonomous vehicles, medical diagnosis, creative writing, and, well… </w:t>
+      </w:r>
+      <w:r>
+        <w:rPr>
+          <w:i/>
+          <w:iCs/>
+          <w:sz w:val="36"/>
+          <w:szCs w:val="36"/>
+        </w:rPr>
+        <w:t>me</w:t>
+      </w:r>
+      <w:r>
+        <w:rPr>
+          <w:sz w:val="36"/>
+          <w:szCs w:val="36"/>
+        </w:rPr>
+        <w:t>.</w:t>
+      </w:r>
+    </w:p>
+    <w:p>
+      <w:pPr>
+        <w:pStyle w:val="Heading2"/>
+        <w:rPr>
+          <w:caps w:val="0"/>
+          <w:sz w:val="40"/>
+          <w:szCs w:val="40"/>
+        </w:rPr>
+      </w:pPr>
+      <w:bookmarkStart w:id="4" w:name="_Toc200571212"/>
+      <w:r>
+        <w:rPr>
+          <w:b/>
+          <w:bCs/>
+          <w:caps w:val="0"/>
+          <w:sz w:val="40"/>
+          <w:szCs w:val="40"/>
+        </w:rPr>
+        <w:t>Challenges and Ethics</w:t>
+      </w:r>
+      <w:bookmarkEnd w:id="4"/>
+    </w:p>
+    <w:p>
+      <w:pPr>
+        <w:pStyle w:val="NormalWeb"/>
+        <w:numPr>
+          <w:ilvl w:val="0"/>
+          <w:numId w:val="4"/>
+        </w:numPr>
+        <w:jc w:val="both"/>
+        <w:rPr>
+          <w:rFonts w:asciiTheme="minorHAnsi" w:eastAsiaTheme="minorEastAsia" w:hAnsiTheme="minorHAnsi" w:cstheme="minorBidi"/>
+          <w:sz w:val="36"/>
+          <w:szCs w:val="36"/>
+        </w:rPr>
+      </w:pPr>
+      <w:r>
+        <w:rPr>
+          <w:rFonts w:asciiTheme="minorHAnsi" w:eastAsiaTheme="minorEastAsia" w:hAnsiTheme="minorHAnsi" w:cstheme="minorBidi"/>
+          <w:sz w:val="36"/>
+          <w:szCs w:val="36"/>
+        </w:rPr>
+        <w:t>Ensuring fairness, avoiding bias, maintaining privacy, and deciding where and how much we trust machines with critical decisions.</w:t>
+      </w:r>
+    </w:p>
+    <w:p>
+      <w:pPr>
+        <w:pStyle w:val="Heading2"/>
+        <w:rPr>
+          <w:b/>
+          <w:bCs/>
+          <w:sz w:val="40"/>
+          <w:szCs w:val="40"/>
+        </w:rPr>
+      </w:pPr>
+      <w:r>
+        <w:rPr>
+          <w:b/>
+          <w:bCs/>
+          <w:sz w:val="40"/>
+          <w:szCs w:val="40"/>
+        </w:rPr>
+        <w:t xml:space="preserve">The Dot Product in Artificial Intelligence </w:t>
+      </w:r>
+    </w:p>
+    <w:p>
+      <w:pPr>
+        <w:pStyle w:val="NormalWeb"/>
+        <w:jc w:val="both"/>
+        <w:rPr>
+          <w:sz w:val="36"/>
+          <w:szCs w:val="36"/>
+        </w:rPr>
+      </w:pPr>
+      <w:r>
+        <w:rPr>
+          <w:sz w:val="36"/>
+          <w:szCs w:val="36"/>
+        </w:rPr>
+        <w:t xml:space="preserve">The </w:t>
+      </w:r>
+      <w:r>
+        <w:rPr>
+          <w:i/>
+          <w:iCs/>
+          <w:sz w:val="36"/>
+          <w:szCs w:val="36"/>
+        </w:rPr>
+        <w:t>dot product</w:t>
+      </w:r>
+      <w:r>
+        <w:rPr>
+          <w:sz w:val="36"/>
+          <w:szCs w:val="36"/>
+        </w:rPr>
+        <w:t xml:space="preserve"> is a fundamental operation in linear algebra that plays a central role in how modern artificial intelligence systems process and learn from data. Given two vectors of equal length—inputs (</w:t>
+      </w:r>
+      <w:r>
+        <w:rPr>
+          <w:b/>
+          <w:bCs/>
+          <w:sz w:val="36"/>
+          <w:szCs w:val="36"/>
+        </w:rPr>
+        <w:t>x</w:t>
+      </w:r>
+      <w:r>
+        <w:rPr>
+          <w:sz w:val="36"/>
+          <w:szCs w:val="36"/>
+        </w:rPr>
+        <w:t>) and corresponding weights (</w:t>
+      </w:r>
+      <w:r>
+        <w:rPr>
+          <w:b/>
+          <w:bCs/>
+          <w:sz w:val="36"/>
+          <w:szCs w:val="36"/>
+        </w:rPr>
+        <w:t>w</w:t>
+      </w:r>
+      <w:r>
+        <w:rPr>
+          <w:sz w:val="36"/>
+          <w:szCs w:val="36"/>
+        </w:rPr>
+        <w:t>)</w:t>
+      </w:r>
+      <w:r>
+        <w:rPr>
+          <w:sz w:val="36"/>
+          <w:szCs w:val="36"/>
+        </w:rPr>
+        <w:t xml:space="preserve"> </w:t>
+      </w:r>
+      <w:r>
+        <w:rPr>
+          <w:sz w:val="36"/>
+          <w:szCs w:val="36"/>
+        </w:rPr>
+        <w:t>the dot product calculates their weighted sum:</w:t>
+      </w:r>
+    </w:p>
+    <w:p>
+      <w:pPr>
+        <w:jc w:val="center"/>
+        <w:rPr>
+          <w:rFonts w:ascii="Cambria Math" w:hAnsi="Cambria Math" w:cs="Cambria Math"/>
+          <w:b/>
+          <w:bCs/>
+          <w:color w:val="3A7C22" w:themeColor="accent6" w:themeShade="BF"/>
+          <w:sz w:val="36"/>
+          <w:szCs w:val="36"/>
+        </w:rPr>
+      </w:pPr>
+      <w:r>
+        <w:rPr>
+          <w:rFonts w:ascii="Cambria Math" w:hAnsi="Cambria Math" w:cs="Cambria Math"/>
+          <w:b/>
+          <w:bCs/>
+          <w:color w:val="3A7C22" w:themeColor="accent6" w:themeShade="BF"/>
+          <w:sz w:val="36"/>
+          <w:szCs w:val="36"/>
+        </w:rPr>
+        <w:t>𝑥 ⋅ 𝑤 = ∑ᵢ₌₁ⁿ 𝑥ᵢ𝑤ᵢ</w:t>
+      </w:r>
+    </w:p>
+    <w:p>
+      <w:pPr>
+        <w:pStyle w:val="NormalWeb"/>
+        <w:jc w:val="both"/>
+        <w:rPr>
+          <w:sz w:val="36"/>
+          <w:szCs w:val="36"/>
+        </w:rPr>
+      </w:pPr>
+      <w:r>
+        <w:rPr>
+          <w:sz w:val="36"/>
+          <w:szCs w:val="36"/>
+        </w:rPr>
+        <w:t xml:space="preserve">This result is a single value that reflects the contribution of each input feature weighted by its importance. In neural networks, it's used during </w:t>
+      </w:r>
+      <w:r>
+        <w:rPr>
+          <w:b/>
+          <w:bCs/>
+          <w:sz w:val="36"/>
+          <w:szCs w:val="36"/>
+        </w:rPr>
+        <w:t>forward propagation</w:t>
+      </w:r>
+      <w:r>
+        <w:rPr>
+          <w:sz w:val="36"/>
+          <w:szCs w:val="36"/>
+        </w:rPr>
+        <w:t>, where the output of a layer is computed before passing through an activation function.</w:t>
+      </w:r>
+    </w:p>
+    <w:p>
+      <w:pPr>
+        <w:pStyle w:val="NormalWeb"/>
+        <w:jc w:val="both"/>
+        <w:rPr>
+          <w:sz w:val="36"/>
+          <w:szCs w:val="36"/>
+        </w:rPr>
+      </w:pPr>
+      <w:r>
+        <w:rPr>
+          <w:sz w:val="36"/>
+          <w:szCs w:val="36"/>
+        </w:rPr>
+        <w:t xml:space="preserve">A relatable analogy: imagine </w:t>
+      </w:r>
+      <w:r>
+        <w:rPr>
+          <w:b/>
+          <w:bCs/>
+          <w:sz w:val="36"/>
+          <w:szCs w:val="36"/>
+        </w:rPr>
+        <w:t>x</w:t>
+      </w:r>
+      <w:r>
+        <w:rPr>
+          <w:sz w:val="36"/>
+          <w:szCs w:val="36"/>
+        </w:rPr>
+        <w:t xml:space="preserve"> as ingredients in a recipe and </w:t>
+      </w:r>
+      <w:r>
+        <w:rPr>
+          <w:b/>
+          <w:bCs/>
+          <w:sz w:val="36"/>
+          <w:szCs w:val="36"/>
+        </w:rPr>
+        <w:t>w</w:t>
+      </w:r>
+      <w:r>
+        <w:rPr>
+          <w:sz w:val="36"/>
+          <w:szCs w:val="36"/>
+        </w:rPr>
+        <w:t>as</w:t>
+      </w:r>
+      <w:r>
+        <w:rPr>
+          <w:sz w:val="36"/>
+          <w:szCs w:val="36"/>
+        </w:rPr>
+        <w:t xml:space="preserve"> how much each contributes to flavor—dotting them tells you how tasty (or relevant) the outcome is.</w:t>
+      </w:r>
+    </w:p>
+    <w:p>
+      <w:pPr>
+        <w:pStyle w:val="NormalWeb"/>
+        <w:jc w:val="both"/>
+        <w:rPr>
+          <w:sz w:val="36"/>
+          <w:szCs w:val="36"/>
+        </w:rPr>
+      </w:pPr>
+      <w:r>
+        <w:rPr>
+          <w:b/>
+          <w:bCs/>
+          <w:sz w:val="36"/>
+          <w:szCs w:val="36"/>
+        </w:rPr>
+        <w:lastRenderedPageBreak/>
+        <w:t>Real-world use case – Spam Detection</w:t>
+      </w:r>
+      <w:r>
+        <w:rPr>
+          <w:sz w:val="36"/>
+          <w:szCs w:val="36"/>
+        </w:rPr>
+        <w:t>: Each email is converted into a vector of word frequencies. A model assigns weights to each word based on its spam-signaling power. The dot product of these vectors yields a score that determines whether the email is spam.</w:t>
+      </w:r>
+    </w:p>
+    <w:p>
+      <w:pPr>
+        <w:pStyle w:val="NormalWeb"/>
+        <w:jc w:val="both"/>
+        <w:rPr>
+          <w:sz w:val="36"/>
+          <w:szCs w:val="36"/>
+        </w:rPr>
+      </w:pPr>
+      <w:r>
+        <w:rPr>
+          <w:sz w:val="36"/>
+          <w:szCs w:val="36"/>
+        </w:rPr>
+        <w:t>At its core, the dot product is just multiplying and summing—but in AI, that simplicity drives everything from email filters to self-driving cars.</w:t>
+      </w:r>
+    </w:p>
+    <w:p>
+      <w:pPr>
+        <w:pStyle w:val="NormalWeb"/>
+        <w:jc w:val="both"/>
+        <w:rPr>
+          <w:rFonts w:asciiTheme="minorHAnsi" w:eastAsiaTheme="minorEastAsia" w:hAnsiTheme="minorHAnsi" w:cstheme="minorBidi"/>
+          <w:sz w:val="36"/>
+          <w:szCs w:val="36"/>
+        </w:rPr>
+      </w:pPr>
     </w:p>
     <w:p/>
     <w:p/>
     <w:p>
       <w:pPr>
         <w:pStyle w:val="Heading1"/>
-      </w:pPr>
-      <w:r>
+        <w:rPr>
+          <w:b/>
+          <w:bCs/>
+          <w:sz w:val="40"/>
+          <w:szCs w:val="40"/>
+        </w:rPr>
+      </w:pPr>
+      <w:r>
+        <w:rPr>
+          <w:sz w:val="40"/>
+          <w:szCs w:val="40"/>
+        </w:rPr>
         <w:t xml:space="preserve"> </w:t>
       </w:r>
-      <w:bookmarkStart w:id="1" w:name="_Toc200569501"/>
-      <w:r>
+      <w:bookmarkStart w:id="5" w:name="_Toc200571213"/>
+      <w:r>
+        <w:rPr>
+          <w:b/>
+          <w:bCs/>
+          <w:sz w:val="40"/>
+          <w:szCs w:val="40"/>
+        </w:rPr>
         <w:t>The Dot Product in Artificial Intelligence</w:t>
       </w:r>
-      <w:bookmarkEnd w:id="1"/>
-      <w:r>
+      <w:bookmarkEnd w:id="5"/>
+      <w:r>
+        <w:rPr>
+          <w:b/>
+          <w:bCs/>
+          <w:sz w:val="40"/>
+          <w:szCs w:val="40"/>
+        </w:rPr>
         <w:t xml:space="preserve"> </w:t>
       </w:r>
     </w:p>
@@ -849,12 +1934,24 @@
     <w:p>
       <w:pPr>
         <w:pStyle w:val="Heading2"/>
-      </w:pPr>
-      <w:bookmarkStart w:id="2" w:name="_Toc200569502"/>
-      <w:r>
+        <w:rPr>
+          <w:b/>
+          <w:bCs/>
+          <w:sz w:val="40"/>
+          <w:szCs w:val="40"/>
+        </w:rPr>
+      </w:pPr>
+      <w:bookmarkStart w:id="6" w:name="_Toc200571214"/>
+      <w:r>
+        <w:rPr>
+          <w:b/>
+          <w:bCs/>
+          <w:sz w:val="40"/>
+          <w:szCs w:val="40"/>
+        </w:rPr>
         <w:t>Definition</w:t>
       </w:r>
-      <w:bookmarkEnd w:id="2"/>
+      <w:bookmarkEnd w:id="6"/>
     </w:p>
     <w:p>
       <w:pPr>
@@ -891,6 +1988,7 @@
           <w:sz w:val="36"/>
           <w:szCs w:val="36"/>
         </w:rPr>
+        <w:lastRenderedPageBreak/>
         <w:t>𝑥</w:t>
       </w:r>
       <w:r>
@@ -1285,7 +2383,6 @@
           <w:sz w:val="36"/>
           <w:szCs w:val="36"/>
         </w:rPr>
-        <w:lastRenderedPageBreak/>
         <w:t>𝑥</w:t>
       </w:r>
       <w:r>
@@ -1619,12 +2716,21 @@
           <w:szCs w:val="36"/>
         </w:rPr>
       </w:pPr>
-      <w:r>
-        <w:rPr>
-          <w:sz w:val="36"/>
-          <w:szCs w:val="36"/>
-        </w:rPr>
-        <w:t xml:space="preserve">So you're computing: </w:t>
+      <w:proofErr w:type="gramStart"/>
+      <w:r>
+        <w:rPr>
+          <w:sz w:val="36"/>
+          <w:szCs w:val="36"/>
+        </w:rPr>
+        <w:t>So</w:t>
+      </w:r>
+      <w:proofErr w:type="gramEnd"/>
+      <w:r>
+        <w:rPr>
+          <w:sz w:val="36"/>
+          <w:szCs w:val="36"/>
+        </w:rPr>
+        <w:t xml:space="preserve"> you're computing: </w:t>
       </w:r>
       <w:r>
         <w:rPr>
@@ -1754,7 +2860,15 @@
           <w:sz w:val="36"/>
           <w:szCs w:val="36"/>
         </w:rPr>
-        <w:t xml:space="preserve"> your list of ingredients (like sugar, flour, eggs), and </w:t>
+        <w:t xml:space="preserve"> your list of ingredients (like sugar, flour, eggs), </w:t>
+      </w:r>
+      <w:proofErr w:type="gramStart"/>
+      <w:r>
+        <w:rPr>
+          <w:sz w:val="36"/>
+          <w:szCs w:val="36"/>
+        </w:rPr>
+        <w:t xml:space="preserve">and </w:t>
       </w:r>
       <w:r>
         <w:rPr>
@@ -1764,12 +2878,21 @@
         </w:rPr>
         <w:t>𝑤</w:t>
       </w:r>
-      <w:r>
-        <w:rPr>
-          <w:sz w:val="36"/>
-          <w:szCs w:val="36"/>
-        </w:rPr>
-        <w:t xml:space="preserve"> is how much each ingredient contributes to sweetness. The dot product tells you how sweet the whole thing will turn out.</w:t>
+      <w:proofErr w:type="gramEnd"/>
+      <w:r>
+        <w:rPr>
+          <w:sz w:val="36"/>
+          <w:szCs w:val="36"/>
+        </w:rPr>
+        <w:t xml:space="preserve"> is how much each ingredient </w:t>
+      </w:r>
+      <w:r>
+        <w:rPr>
+          <w:sz w:val="36"/>
+          <w:szCs w:val="36"/>
+        </w:rPr>
+        <w:lastRenderedPageBreak/>
+        <w:t>contributes to sweetness. The dot product tells you how sweet the whole thing will turn out.</w:t>
       </w:r>
     </w:p>
     <w:p>
@@ -1875,7 +2998,30 @@
           <w:sz w:val="36"/>
           <w:szCs w:val="36"/>
         </w:rPr>
-        <w:t xml:space="preserve">𝑤 = ∑ᵢ₌₁ⁿ </w:t>
+        <w:t>𝑤 = ∑ᵢ₌₁ⁿ 𝑥ᵢ𝑤ᵢ,</w:t>
+      </w:r>
+      <w:r>
+        <w:rPr>
+          <w:sz w:val="36"/>
+          <w:szCs w:val="36"/>
+        </w:rPr>
+        <w:t xml:space="preserve"> which serves as the prediction or as input to an activation function. This operation forms the backbone of how models learn relationships between inputs and outputs during training.</w:t>
+      </w:r>
+    </w:p>
+    <w:p>
+      <w:pPr>
+        <w:jc w:val="both"/>
+        <w:rPr>
+          <w:sz w:val="36"/>
+          <w:szCs w:val="36"/>
+        </w:rPr>
+      </w:pPr>
+      <w:r>
+        <w:rPr>
+          <w:sz w:val="36"/>
+          <w:szCs w:val="36"/>
+        </w:rPr>
+        <w:t xml:space="preserve">In real-world AI applications, vectors like </w:t>
       </w:r>
       <w:r>
         <w:rPr>
@@ -1886,15 +3032,201 @@
           <w:sz w:val="36"/>
           <w:szCs w:val="36"/>
         </w:rPr>
+        <w:t>𝑥</w:t>
+      </w:r>
+      <w:r>
+        <w:rPr>
+          <w:sz w:val="36"/>
+          <w:szCs w:val="36"/>
+        </w:rPr>
+        <w:t xml:space="preserve"> (inputs) and </w:t>
+      </w:r>
+      <w:r>
+        <w:rPr>
+          <w:rFonts w:ascii="Cambria Math" w:hAnsi="Cambria Math" w:cs="Cambria Math"/>
+          <w:b/>
+          <w:bCs/>
+          <w:color w:val="3A7C22" w:themeColor="accent6" w:themeShade="BF"/>
+          <w:sz w:val="36"/>
+          <w:szCs w:val="36"/>
+        </w:rPr>
+        <w:t xml:space="preserve">𝑤 </w:t>
+      </w:r>
+      <w:r>
+        <w:rPr>
+          <w:sz w:val="36"/>
+          <w:szCs w:val="36"/>
+        </w:rPr>
+        <w:t xml:space="preserve">(weights) are everywhere behind the scenes—doing the heavy lifting in systems we interact with every day. Here </w:t>
+      </w:r>
+      <w:r>
+        <w:rPr>
+          <w:sz w:val="36"/>
+          <w:szCs w:val="36"/>
+        </w:rPr>
+        <w:t>is</w:t>
+      </w:r>
+      <w:r>
+        <w:rPr>
+          <w:sz w:val="36"/>
+          <w:szCs w:val="36"/>
+        </w:rPr>
+        <w:t xml:space="preserve"> a concrete example:</w:t>
+      </w:r>
+    </w:p>
+    <w:p>
+      <w:pPr>
+        <w:pStyle w:val="Heading2"/>
+        <w:rPr>
+          <w:b/>
+          <w:bCs/>
+        </w:rPr>
+      </w:pPr>
+      <w:bookmarkStart w:id="7" w:name="_Toc200571215"/>
+      <w:r>
+        <w:rPr>
+          <w:b/>
+          <w:bCs/>
+          <w:sz w:val="40"/>
+          <w:szCs w:val="40"/>
+        </w:rPr>
+        <w:t>Email Spam Detection</w:t>
+      </w:r>
+      <w:bookmarkEnd w:id="7"/>
+      <w:r>
+        <w:rPr>
+          <w:b/>
+          <w:bCs/>
+          <w:sz w:val="40"/>
+          <w:szCs w:val="40"/>
+        </w:rPr>
+        <w:t xml:space="preserve"> </w:t>
+      </w:r>
+    </w:p>
+    <w:p>
+      <w:pPr>
+        <w:jc w:val="both"/>
+        <w:rPr>
+          <w:sz w:val="36"/>
+          <w:szCs w:val="36"/>
+        </w:rPr>
+      </w:pPr>
+      <w:r>
+        <w:rPr>
+          <w:sz w:val="36"/>
+          <w:szCs w:val="36"/>
+        </w:rPr>
+        <w:t xml:space="preserve">Each email is represented as a vector </w:t>
+      </w:r>
+      <w:r>
+        <w:rPr>
+          <w:rFonts w:ascii="Cambria Math" w:hAnsi="Cambria Math" w:cs="Cambria Math"/>
+          <w:b/>
+          <w:bCs/>
+          <w:color w:val="3A7C22" w:themeColor="accent6" w:themeShade="BF"/>
+          <w:sz w:val="36"/>
+          <w:szCs w:val="36"/>
+        </w:rPr>
+        <w:t>𝑥</w:t>
+      </w:r>
+      <w:r>
+        <w:rPr>
+          <w:sz w:val="36"/>
+          <w:szCs w:val="36"/>
+        </w:rPr>
+        <w:t xml:space="preserve">, where each </w:t>
+      </w:r>
+      <w:r>
+        <w:rPr>
+          <w:rFonts w:ascii="Cambria Math" w:hAnsi="Cambria Math" w:cs="Cambria Math"/>
+          <w:b/>
+          <w:bCs/>
+          <w:color w:val="3A7C22" w:themeColor="accent6" w:themeShade="BF"/>
+          <w:sz w:val="36"/>
+          <w:szCs w:val="36"/>
+        </w:rPr>
+        <w:t xml:space="preserve">𝑥ᵢ </w:t>
+      </w:r>
+      <w:r>
+        <w:rPr>
+          <w:sz w:val="36"/>
+          <w:szCs w:val="36"/>
+        </w:rPr>
+        <w:t xml:space="preserve">corresponds to the frequency of a specific word (like “lottery,” “now,” or “free”). The model learns a weight vector </w:t>
+      </w:r>
+      <w:r>
+        <w:rPr>
+          <w:rFonts w:ascii="Cambria Math" w:hAnsi="Cambria Math" w:cs="Cambria Math"/>
+          <w:sz w:val="36"/>
+          <w:szCs w:val="36"/>
+        </w:rPr>
+        <w:t>w</w:t>
+      </w:r>
+      <w:r>
+        <w:rPr>
+          <w:sz w:val="36"/>
+          <w:szCs w:val="36"/>
+        </w:rPr>
+        <w:t xml:space="preserve"> that assigns importance to each word based on how strongly it correlates with spam. The dot product </w:t>
+      </w:r>
+    </w:p>
+    <w:p>
+      <w:pPr>
+        <w:jc w:val="center"/>
+        <w:rPr>
+          <w:rFonts w:ascii="Cambria Math" w:hAnsi="Cambria Math" w:cs="Cambria Math"/>
+          <w:b/>
+          <w:bCs/>
+          <w:color w:val="3A7C22" w:themeColor="accent6" w:themeShade="BF"/>
+          <w:sz w:val="36"/>
+          <w:szCs w:val="36"/>
+        </w:rPr>
+      </w:pPr>
+      <w:r>
+        <w:rPr>
+          <w:rFonts w:ascii="Cambria Math" w:hAnsi="Cambria Math" w:cs="Cambria Math"/>
+          <w:b/>
+          <w:bCs/>
+          <w:color w:val="3A7C22" w:themeColor="accent6" w:themeShade="BF"/>
+          <w:sz w:val="36"/>
+          <w:szCs w:val="36"/>
+        </w:rPr>
+        <w:t>𝑥 ⋅ 𝑤 = ∑ᵢ₌₁ⁿ</w:t>
+      </w:r>
+      <w:r>
+        <w:rPr>
+          <w:sz w:val="36"/>
+          <w:szCs w:val="36"/>
+        </w:rPr>
+        <w:t xml:space="preserve"> </w:t>
+      </w:r>
+      <w:r>
+        <w:rPr>
+          <w:rFonts w:ascii="Cambria Math" w:hAnsi="Cambria Math" w:cs="Cambria Math"/>
+          <w:b/>
+          <w:bCs/>
+          <w:color w:val="3A7C22" w:themeColor="accent6" w:themeShade="BF"/>
+          <w:sz w:val="36"/>
+          <w:szCs w:val="36"/>
+        </w:rPr>
+        <w:t>𝑥ᵢ𝑤ᵢ</w:t>
+      </w:r>
+    </w:p>
+    <w:p>
+      <w:pPr>
+        <w:jc w:val="both"/>
+        <w:rPr>
+          <w:sz w:val="36"/>
+          <w:szCs w:val="36"/>
+        </w:rPr>
+      </w:pPr>
+      <w:r>
+        <w:rPr>
+          <w:sz w:val="36"/>
+          <w:szCs w:val="36"/>
+        </w:rPr>
         <w:lastRenderedPageBreak/>
-        <w:t>𝑥ᵢ𝑤ᵢ,</w:t>
-      </w:r>
-      <w:r>
-        <w:rPr>
-          <w:sz w:val="36"/>
-          <w:szCs w:val="36"/>
-        </w:rPr>
-        <w:t xml:space="preserve"> which serves as the prediction or as input to an activation function. This operation forms the backbone of how models learn relationships between inputs and outputs during training.</w:t>
+        <w:t>is computed, and if the result exceeds a learned threshold, the email is flagged as spam.</w:t>
       </w:r>
     </w:p>
     <w:p>
@@ -1910,7 +3242,7 @@
           <w:sz w:val="36"/>
           <w:szCs w:val="36"/>
         </w:rPr>
-        <w:t xml:space="preserve">In real-world AI applications, vectors like </w:t>
+        <w:t xml:space="preserve">For example, suppose you want to classify an email based on how often it contains spam-indicative words. Let's say the email contains “lottery” 6 times, “now” 10 times, and “free” 2 times. This gives an input vector </w:t>
       </w:r>
       <w:r>
         <w:rPr>
@@ -1921,14 +3253,7 @@
           <w:sz w:val="36"/>
           <w:szCs w:val="36"/>
         </w:rPr>
-        <w:t>𝑥</w:t>
-      </w:r>
-      <w:r>
-        <w:rPr>
-          <w:sz w:val="36"/>
-          <w:szCs w:val="36"/>
-        </w:rPr>
-        <w:t xml:space="preserve"> (inputs) and </w:t>
+        <w:t>x</w:t>
       </w:r>
       <w:r>
         <w:rPr>
@@ -1939,41 +3264,25 @@
           <w:sz w:val="36"/>
           <w:szCs w:val="36"/>
         </w:rPr>
-        <w:t xml:space="preserve">𝑤 </w:t>
-      </w:r>
-      <w:r>
-        <w:rPr>
-          <w:sz w:val="36"/>
-          <w:szCs w:val="36"/>
-        </w:rPr>
-        <w:t xml:space="preserve">(weights) are everywhere behind the scenes—doing the heavy lifting in systems we interact with every day. Here </w:t>
-      </w:r>
-      <w:r>
-        <w:rPr>
-          <w:sz w:val="36"/>
-          <w:szCs w:val="36"/>
-        </w:rPr>
-        <w:t>is</w:t>
-      </w:r>
-      <w:r>
-        <w:rPr>
-          <w:sz w:val="36"/>
-          <w:szCs w:val="36"/>
-        </w:rPr>
-        <w:t xml:space="preserve"> a concrete example:</w:t>
-      </w:r>
-    </w:p>
-    <w:p>
-      <w:pPr>
-        <w:pStyle w:val="Heading2"/>
-      </w:pPr>
-      <w:bookmarkStart w:id="3" w:name="_Toc200569503"/>
-      <w:r>
-        <w:t>Email Spam Detection</w:t>
-      </w:r>
-      <w:bookmarkEnd w:id="3"/>
-      <w:r>
-        <w:t xml:space="preserve"> </w:t>
+        <w:t xml:space="preserve"> = [6, 10, 2].</w:t>
+      </w:r>
+      <w:r>
+        <w:rPr>
+          <w:sz w:val="36"/>
+          <w:szCs w:val="36"/>
+        </w:rPr>
+        <w:t xml:space="preserve"> Based on past training, the model assigns the word weights: “lottery” = 4, “now” = 2, and “free” = 5, so the weight vector is </w:t>
+      </w:r>
+      <w:r>
+        <w:rPr>
+          <w:rFonts w:ascii="Cambria Math" w:hAnsi="Cambria Math" w:cs="Cambria Math"/>
+          <w:b/>
+          <w:bCs/>
+          <w:color w:val="3A7C22" w:themeColor="accent6" w:themeShade="BF"/>
+          <w:sz w:val="36"/>
+          <w:szCs w:val="36"/>
+        </w:rPr>
+        <w:t>𝑤 = [4, 2, 5].</w:t>
       </w:r>
     </w:p>
     <w:p>
@@ -1989,202 +3298,6 @@
           <w:sz w:val="36"/>
           <w:szCs w:val="36"/>
         </w:rPr>
-        <w:t xml:space="preserve">Each email is represented as a vector </w:t>
-      </w:r>
-      <w:r>
-        <w:rPr>
-          <w:rFonts w:ascii="Cambria Math" w:hAnsi="Cambria Math" w:cs="Cambria Math"/>
-          <w:b/>
-          <w:bCs/>
-          <w:color w:val="3A7C22" w:themeColor="accent6" w:themeShade="BF"/>
-          <w:sz w:val="36"/>
-          <w:szCs w:val="36"/>
-        </w:rPr>
-        <w:t>𝑥</w:t>
-      </w:r>
-      <w:r>
-        <w:rPr>
-          <w:sz w:val="36"/>
-          <w:szCs w:val="36"/>
-        </w:rPr>
-        <w:t xml:space="preserve">, where each </w:t>
-      </w:r>
-      <w:r>
-        <w:rPr>
-          <w:rFonts w:ascii="Cambria Math" w:hAnsi="Cambria Math" w:cs="Cambria Math"/>
-          <w:b/>
-          <w:bCs/>
-          <w:color w:val="3A7C22" w:themeColor="accent6" w:themeShade="BF"/>
-          <w:sz w:val="36"/>
-          <w:szCs w:val="36"/>
-        </w:rPr>
-        <w:t xml:space="preserve">𝑥ᵢ </w:t>
-      </w:r>
-      <w:r>
-        <w:rPr>
-          <w:sz w:val="36"/>
-          <w:szCs w:val="36"/>
-        </w:rPr>
-        <w:t xml:space="preserve">corresponds to the frequency of a specific word (like “lottery,” “now,” or “free”). The model learns a weight </w:t>
-      </w:r>
-      <w:r>
-        <w:rPr>
-          <w:sz w:val="36"/>
-          <w:szCs w:val="36"/>
-        </w:rPr>
-        <w:t xml:space="preserve">vector </w:t>
-      </w:r>
-      <w:r>
-        <w:rPr>
-          <w:rFonts w:ascii="Cambria Math" w:hAnsi="Cambria Math" w:cs="Cambria Math"/>
-          <w:sz w:val="36"/>
-          <w:szCs w:val="36"/>
-        </w:rPr>
-        <w:t>w</w:t>
-      </w:r>
-      <w:r>
-        <w:rPr>
-          <w:sz w:val="36"/>
-          <w:szCs w:val="36"/>
-        </w:rPr>
-        <w:t xml:space="preserve"> that assigns importance to each word based on how strongly it correlates with spam. The dot product </w:t>
-      </w:r>
-    </w:p>
-    <w:p>
-      <w:pPr>
-        <w:jc w:val="center"/>
-        <w:rPr>
-          <w:rFonts w:ascii="Cambria Math" w:hAnsi="Cambria Math" w:cs="Cambria Math"/>
-          <w:b/>
-          <w:bCs/>
-          <w:color w:val="3A7C22" w:themeColor="accent6" w:themeShade="BF"/>
-          <w:sz w:val="36"/>
-          <w:szCs w:val="36"/>
-        </w:rPr>
-      </w:pPr>
-      <w:r>
-        <w:rPr>
-          <w:rFonts w:ascii="Cambria Math" w:hAnsi="Cambria Math" w:cs="Cambria Math"/>
-          <w:b/>
-          <w:bCs/>
-          <w:color w:val="3A7C22" w:themeColor="accent6" w:themeShade="BF"/>
-          <w:sz w:val="36"/>
-          <w:szCs w:val="36"/>
-        </w:rPr>
-        <w:t>𝑥 ⋅ 𝑤 = ∑ᵢ₌₁ⁿ</w:t>
-      </w:r>
-      <w:r>
-        <w:rPr>
-          <w:sz w:val="36"/>
-          <w:szCs w:val="36"/>
-        </w:rPr>
-        <w:t xml:space="preserve"> </w:t>
-      </w:r>
-      <w:r>
-        <w:rPr>
-          <w:rFonts w:ascii="Cambria Math" w:hAnsi="Cambria Math" w:cs="Cambria Math"/>
-          <w:b/>
-          <w:bCs/>
-          <w:color w:val="3A7C22" w:themeColor="accent6" w:themeShade="BF"/>
-          <w:sz w:val="36"/>
-          <w:szCs w:val="36"/>
-        </w:rPr>
-        <w:t>𝑥ᵢ𝑤ᵢ</w:t>
-      </w:r>
-    </w:p>
-    <w:p>
-      <w:pPr>
-        <w:jc w:val="both"/>
-        <w:rPr>
-          <w:sz w:val="36"/>
-          <w:szCs w:val="36"/>
-        </w:rPr>
-      </w:pPr>
-      <w:r>
-        <w:rPr>
-          <w:sz w:val="36"/>
-          <w:szCs w:val="36"/>
-        </w:rPr>
-        <w:t>is computed, and if the result exceeds a learned threshold, the email is flagged as spam.</w:t>
-      </w:r>
-    </w:p>
-    <w:p>
-      <w:pPr>
-        <w:jc w:val="both"/>
-        <w:rPr>
-          <w:sz w:val="36"/>
-          <w:szCs w:val="36"/>
-        </w:rPr>
-      </w:pPr>
-      <w:r>
-        <w:rPr>
-          <w:sz w:val="36"/>
-          <w:szCs w:val="36"/>
-        </w:rPr>
-        <w:t xml:space="preserve">For example, suppose you want to classify an email based on how often it contains spam-indicative words. Let's say the email contains “lottery” 6 times, “now” 10 times, and “free” 2 times. This gives an input </w:t>
-      </w:r>
-      <w:r>
-        <w:rPr>
-          <w:sz w:val="36"/>
-          <w:szCs w:val="36"/>
-        </w:rPr>
-        <w:t xml:space="preserve">vector </w:t>
-      </w:r>
-      <w:r>
-        <w:rPr>
-          <w:rFonts w:ascii="Cambria Math" w:hAnsi="Cambria Math" w:cs="Cambria Math"/>
-          <w:b/>
-          <w:bCs/>
-          <w:color w:val="3A7C22" w:themeColor="accent6" w:themeShade="BF"/>
-          <w:sz w:val="36"/>
-          <w:szCs w:val="36"/>
-        </w:rPr>
-        <w:t>x</w:t>
-      </w:r>
-      <w:r>
-        <w:rPr>
-          <w:rFonts w:ascii="Cambria Math" w:hAnsi="Cambria Math" w:cs="Cambria Math"/>
-          <w:b/>
-          <w:bCs/>
-          <w:color w:val="3A7C22" w:themeColor="accent6" w:themeShade="BF"/>
-          <w:sz w:val="36"/>
-          <w:szCs w:val="36"/>
-        </w:rPr>
-        <w:t xml:space="preserve"> = [6, 10, 2].</w:t>
-      </w:r>
-      <w:r>
-        <w:rPr>
-          <w:sz w:val="36"/>
-          <w:szCs w:val="36"/>
-        </w:rPr>
-        <w:t xml:space="preserve"> Based on past training, the model assigns the word weights: “lottery” = 4, “now” = 2, and “free” = 5, so the weight vector is </w:t>
-      </w:r>
-      <w:r>
-        <w:rPr>
-          <w:rFonts w:ascii="Cambria Math" w:hAnsi="Cambria Math" w:cs="Cambria Math"/>
-          <w:b/>
-          <w:bCs/>
-          <w:color w:val="3A7C22" w:themeColor="accent6" w:themeShade="BF"/>
-          <w:sz w:val="36"/>
-          <w:szCs w:val="36"/>
-        </w:rPr>
-        <w:t>𝑤 = [4, 2, 5].</w:t>
-      </w:r>
-    </w:p>
-    <w:p>
-      <w:pPr>
-        <w:jc w:val="both"/>
-        <w:rPr>
-          <w:sz w:val="36"/>
-          <w:szCs w:val="36"/>
-        </w:rPr>
-      </w:pPr>
-      <w:r>
-        <w:rPr>
-          <w:sz w:val="36"/>
-          <w:szCs w:val="36"/>
-        </w:rPr>
-        <w:lastRenderedPageBreak/>
         <w:t>To evaluate the email, compute the dot product:</w:t>
       </w:r>
     </w:p>
@@ -2454,9 +3567,158 @@
 <file path=word/numbering.xml><?xml version="1.0" encoding="utf-8"?>
 <w:numbering xmlns:wpc="http://schemas.microsoft.com/office/word/2010/wordprocessingCanvas" xmlns:cx="http://schemas.microsoft.com/office/drawing/2014/chartex" xmlns:cx1="http://schemas.microsoft.com/office/drawing/2015/9/8/chartex" xmlns:cx2="http://schemas.microsoft.com/office/drawing/2015/10/21/chartex" xmlns:cx3="http://schemas.microsoft.com/office/drawing/2016/5/9/chartex" xmlns:cx4="http://schemas.microsoft.com/office/drawing/2016/5/10/chartex" xmlns:cx5="http://schemas.microsoft.com/office/drawing/2016/5/11/chartex" xmlns:cx6="http://schemas.microsoft.com/office/drawing/2016/5/12/chartex" xmlns:cx7="http://schemas.microsoft.com/office/drawing/2016/5/13/chartex" xmlns:cx8="http://schemas.microsoft.com/office/drawing/2016/5/14/chartex" xmlns:mc="http://schemas.openxmlformats.org/markup-compatibility/2006" xmlns:aink="http://schemas.microsoft.com/office/drawing/2016/ink" xmlns:am3d="http://schemas.microsoft.com/office/drawing/2017/model3d" xmlns:o="urn:schemas-microsoft-com:office:office" xmlns:oel="http://schemas.microsoft.com/office/2019/extlst" xmlns:r="http://schemas.openxmlformats.org/officeDocument/2006/relationships" xmlns:m="http://schemas.openxmlformats.org/officeDocument/2006/math" xmlns:v="urn:schemas-microsoft-com:vml" xmlns:wp14="http://schemas.microsoft.com/office/word/2010/wordprocessingDrawing" xmlns:wp="http://schemas.openxmlformats.org/drawingml/2006/wordprocessingDrawing" xmlns:w10="urn:schemas-microsoft-com:office:word" xmlns:w="http://schemas.openxmlformats.org/wordprocessingml/2006/main" xmlns:w14="http://schemas.microsoft.com/office/word/2010/wordml" xmlns:w15="http://schemas.microsoft.com/office/word/2012/wordml" xmlns:w16cex="http://schemas.microsoft.com/office/word/2018/wordml/cex" xmlns:w16cid="http://schemas.microsoft.com/office/word/2016/wordml/cid" xmlns:w16="http://schemas.microsoft.com/office/word/2018/wordml" xmlns:w16du="http://schemas.microsoft.com/office/word/2023/wordml/word16du" xmlns:w16sdtdh="http://schemas.microsoft.com/office/word/2020/wordml/sdtdatahash" xmlns:w16sdtfl="http://schemas.microsoft.com/office/word/2024/wordml/sdtformatlock" xmlns:w16se="http://schemas.microsoft.com/office/word/2015/wordml/symex" xmlns:wpg="http://schemas.microsoft.com/office/word/2010/wordprocessingGroup" xmlns:wpi="http://schemas.microsoft.com/office/word/2010/wordprocessingInk" xmlns:wne="http://schemas.microsoft.com/office/word/2006/wordml" xmlns:wps="http://schemas.microsoft.com/office/word/2010/wordprocessingShape" mc:Ignorable="w14 w15 w16se w16cid w16 w16cex w16sdtdh w16sdtfl w16du wp14">
   <w:abstractNum w:abstractNumId="0" w15:restartNumberingAfterBreak="0">
-    <w:nsid w:val="41981ACE"/>
+    <w:nsid w:val="14536941"/>
     <w:multiLevelType w:val="multilevel"/>
-    <w:tmpl w:val="3142FEC4"/>
+    <w:tmpl w:val="4718B640"/>
+    <w:lvl w:ilvl="0">
+      <w:start w:val="1"/>
+      <w:numFmt w:val="bullet"/>
+      <w:lvlText w:val=""/>
+      <w:lvlJc w:val="left"/>
+      <w:pPr>
+        <w:tabs>
+          <w:tab w:val="num" w:pos="720"/>
+        </w:tabs>
+        <w:ind w:left="720" w:hanging="360"/>
+      </w:pPr>
+      <w:rPr>
+        <w:rFonts w:ascii="Symbol" w:hAnsi="Symbol" w:hint="default"/>
+        <w:sz w:val="20"/>
+      </w:rPr>
+    </w:lvl>
+    <w:lvl w:ilvl="1">
+      <w:start w:val="1"/>
+      <w:numFmt w:val="bullet"/>
+      <w:lvlText w:val="o"/>
+      <w:lvlJc w:val="left"/>
+      <w:pPr>
+        <w:tabs>
+          <w:tab w:val="num" w:pos="1440"/>
+        </w:tabs>
+        <w:ind w:left="1440" w:hanging="360"/>
+      </w:pPr>
+      <w:rPr>
+        <w:rFonts w:ascii="Courier New" w:hAnsi="Courier New" w:hint="default"/>
+        <w:sz w:val="20"/>
+      </w:rPr>
+    </w:lvl>
+    <w:lvl w:ilvl="2" w:tentative="1">
+      <w:start w:val="1"/>
+      <w:numFmt w:val="bullet"/>
+      <w:lvlText w:val=""/>
+      <w:lvlJc w:val="left"/>
+      <w:pPr>
+        <w:tabs>
+          <w:tab w:val="num" w:pos="2160"/>
+        </w:tabs>
+        <w:ind w:left="2160" w:hanging="360"/>
+      </w:pPr>
+      <w:rPr>
+        <w:rFonts w:ascii="Wingdings" w:hAnsi="Wingdings" w:hint="default"/>
+        <w:sz w:val="20"/>
+      </w:rPr>
+    </w:lvl>
+    <w:lvl w:ilvl="3" w:tentative="1">
+      <w:start w:val="1"/>
+      <w:numFmt w:val="bullet"/>
+      <w:lvlText w:val=""/>
+      <w:lvlJc w:val="left"/>
+      <w:pPr>
+        <w:tabs>
+          <w:tab w:val="num" w:pos="2880"/>
+        </w:tabs>
+        <w:ind w:left="2880" w:hanging="360"/>
+      </w:pPr>
+      <w:rPr>
+        <w:rFonts w:ascii="Wingdings" w:hAnsi="Wingdings" w:hint="default"/>
+        <w:sz w:val="20"/>
+      </w:rPr>
+    </w:lvl>
+    <w:lvl w:ilvl="4" w:tentative="1">
+      <w:start w:val="1"/>
+      <w:numFmt w:val="bullet"/>
+      <w:lvlText w:val=""/>
+      <w:lvlJc w:val="left"/>
+      <w:pPr>
+        <w:tabs>
+          <w:tab w:val="num" w:pos="3600"/>
+        </w:tabs>
+        <w:ind w:left="3600" w:hanging="360"/>
+      </w:pPr>
+      <w:rPr>
+        <w:rFonts w:ascii="Wingdings" w:hAnsi="Wingdings" w:hint="default"/>
+        <w:sz w:val="20"/>
+      </w:rPr>
+    </w:lvl>
+    <w:lvl w:ilvl="5" w:tentative="1">
+      <w:start w:val="1"/>
+      <w:numFmt w:val="bullet"/>
+      <w:lvlText w:val=""/>
+      <w:lvlJc w:val="left"/>
+      <w:pPr>
+        <w:tabs>
+          <w:tab w:val="num" w:pos="4320"/>
+        </w:tabs>
+        <w:ind w:left="4320" w:hanging="360"/>
+      </w:pPr>
+      <w:rPr>
+        <w:rFonts w:ascii="Wingdings" w:hAnsi="Wingdings" w:hint="default"/>
+        <w:sz w:val="20"/>
+      </w:rPr>
+    </w:lvl>
+    <w:lvl w:ilvl="6" w:tentative="1">
+      <w:start w:val="1"/>
+      <w:numFmt w:val="bullet"/>
+      <w:lvlText w:val=""/>
+      <w:lvlJc w:val="left"/>
+      <w:pPr>
+        <w:tabs>
+          <w:tab w:val="num" w:pos="5040"/>
+        </w:tabs>
+        <w:ind w:left="5040" w:hanging="360"/>
+      </w:pPr>
+      <w:rPr>
+        <w:rFonts w:ascii="Wingdings" w:hAnsi="Wingdings" w:hint="default"/>
+        <w:sz w:val="20"/>
+      </w:rPr>
+    </w:lvl>
+    <w:lvl w:ilvl="7" w:tentative="1">
+      <w:start w:val="1"/>
+      <w:numFmt w:val="bullet"/>
+      <w:lvlText w:val=""/>
+      <w:lvlJc w:val="left"/>
+      <w:pPr>
+        <w:tabs>
+          <w:tab w:val="num" w:pos="5760"/>
+        </w:tabs>
+        <w:ind w:left="5760" w:hanging="360"/>
+      </w:pPr>
+      <w:rPr>
+        <w:rFonts w:ascii="Wingdings" w:hAnsi="Wingdings" w:hint="default"/>
+        <w:sz w:val="20"/>
+      </w:rPr>
+    </w:lvl>
+    <w:lvl w:ilvl="8" w:tentative="1">
+      <w:start w:val="1"/>
+      <w:numFmt w:val="bullet"/>
+      <w:lvlText w:val=""/>
+      <w:lvlJc w:val="left"/>
+      <w:pPr>
+        <w:tabs>
+          <w:tab w:val="num" w:pos="6480"/>
+        </w:tabs>
+        <w:ind w:left="6480" w:hanging="360"/>
+      </w:pPr>
+      <w:rPr>
+        <w:rFonts w:ascii="Wingdings" w:hAnsi="Wingdings" w:hint="default"/>
+        <w:sz w:val="20"/>
+      </w:rPr>
+    </w:lvl>
+  </w:abstractNum>
+  <w:abstractNum w:abstractNumId="1" w15:restartNumberingAfterBreak="0">
+    <w:nsid w:val="24B3300E"/>
+    <w:multiLevelType w:val="multilevel"/>
+    <w:tmpl w:val="9822EE20"/>
     <w:lvl w:ilvl="0">
       <w:start w:val="1"/>
       <w:numFmt w:val="bullet"/>
@@ -2602,8 +3864,467 @@
       </w:rPr>
     </w:lvl>
   </w:abstractNum>
+  <w:abstractNum w:abstractNumId="2" w15:restartNumberingAfterBreak="0">
+    <w:nsid w:val="41981ACE"/>
+    <w:multiLevelType w:val="multilevel"/>
+    <w:tmpl w:val="3142FEC4"/>
+    <w:lvl w:ilvl="0">
+      <w:start w:val="1"/>
+      <w:numFmt w:val="bullet"/>
+      <w:lvlText w:val=""/>
+      <w:lvlJc w:val="left"/>
+      <w:pPr>
+        <w:tabs>
+          <w:tab w:val="num" w:pos="720"/>
+        </w:tabs>
+        <w:ind w:left="720" w:hanging="360"/>
+      </w:pPr>
+      <w:rPr>
+        <w:rFonts w:ascii="Symbol" w:hAnsi="Symbol" w:hint="default"/>
+        <w:sz w:val="20"/>
+      </w:rPr>
+    </w:lvl>
+    <w:lvl w:ilvl="1" w:tentative="1">
+      <w:start w:val="1"/>
+      <w:numFmt w:val="bullet"/>
+      <w:lvlText w:val="o"/>
+      <w:lvlJc w:val="left"/>
+      <w:pPr>
+        <w:tabs>
+          <w:tab w:val="num" w:pos="1440"/>
+        </w:tabs>
+        <w:ind w:left="1440" w:hanging="360"/>
+      </w:pPr>
+      <w:rPr>
+        <w:rFonts w:ascii="Courier New" w:hAnsi="Courier New" w:hint="default"/>
+        <w:sz w:val="20"/>
+      </w:rPr>
+    </w:lvl>
+    <w:lvl w:ilvl="2" w:tentative="1">
+      <w:start w:val="1"/>
+      <w:numFmt w:val="bullet"/>
+      <w:lvlText w:val=""/>
+      <w:lvlJc w:val="left"/>
+      <w:pPr>
+        <w:tabs>
+          <w:tab w:val="num" w:pos="2160"/>
+        </w:tabs>
+        <w:ind w:left="2160" w:hanging="360"/>
+      </w:pPr>
+      <w:rPr>
+        <w:rFonts w:ascii="Wingdings" w:hAnsi="Wingdings" w:hint="default"/>
+        <w:sz w:val="20"/>
+      </w:rPr>
+    </w:lvl>
+    <w:lvl w:ilvl="3" w:tentative="1">
+      <w:start w:val="1"/>
+      <w:numFmt w:val="bullet"/>
+      <w:lvlText w:val=""/>
+      <w:lvlJc w:val="left"/>
+      <w:pPr>
+        <w:tabs>
+          <w:tab w:val="num" w:pos="2880"/>
+        </w:tabs>
+        <w:ind w:left="2880" w:hanging="360"/>
+      </w:pPr>
+      <w:rPr>
+        <w:rFonts w:ascii="Wingdings" w:hAnsi="Wingdings" w:hint="default"/>
+        <w:sz w:val="20"/>
+      </w:rPr>
+    </w:lvl>
+    <w:lvl w:ilvl="4" w:tentative="1">
+      <w:start w:val="1"/>
+      <w:numFmt w:val="bullet"/>
+      <w:lvlText w:val=""/>
+      <w:lvlJc w:val="left"/>
+      <w:pPr>
+        <w:tabs>
+          <w:tab w:val="num" w:pos="3600"/>
+        </w:tabs>
+        <w:ind w:left="3600" w:hanging="360"/>
+      </w:pPr>
+      <w:rPr>
+        <w:rFonts w:ascii="Wingdings" w:hAnsi="Wingdings" w:hint="default"/>
+        <w:sz w:val="20"/>
+      </w:rPr>
+    </w:lvl>
+    <w:lvl w:ilvl="5" w:tentative="1">
+      <w:start w:val="1"/>
+      <w:numFmt w:val="bullet"/>
+      <w:lvlText w:val=""/>
+      <w:lvlJc w:val="left"/>
+      <w:pPr>
+        <w:tabs>
+          <w:tab w:val="num" w:pos="4320"/>
+        </w:tabs>
+        <w:ind w:left="4320" w:hanging="360"/>
+      </w:pPr>
+      <w:rPr>
+        <w:rFonts w:ascii="Wingdings" w:hAnsi="Wingdings" w:hint="default"/>
+        <w:sz w:val="20"/>
+      </w:rPr>
+    </w:lvl>
+    <w:lvl w:ilvl="6" w:tentative="1">
+      <w:start w:val="1"/>
+      <w:numFmt w:val="bullet"/>
+      <w:lvlText w:val=""/>
+      <w:lvlJc w:val="left"/>
+      <w:pPr>
+        <w:tabs>
+          <w:tab w:val="num" w:pos="5040"/>
+        </w:tabs>
+        <w:ind w:left="5040" w:hanging="360"/>
+      </w:pPr>
+      <w:rPr>
+        <w:rFonts w:ascii="Wingdings" w:hAnsi="Wingdings" w:hint="default"/>
+        <w:sz w:val="20"/>
+      </w:rPr>
+    </w:lvl>
+    <w:lvl w:ilvl="7" w:tentative="1">
+      <w:start w:val="1"/>
+      <w:numFmt w:val="bullet"/>
+      <w:lvlText w:val=""/>
+      <w:lvlJc w:val="left"/>
+      <w:pPr>
+        <w:tabs>
+          <w:tab w:val="num" w:pos="5760"/>
+        </w:tabs>
+        <w:ind w:left="5760" w:hanging="360"/>
+      </w:pPr>
+      <w:rPr>
+        <w:rFonts w:ascii="Wingdings" w:hAnsi="Wingdings" w:hint="default"/>
+        <w:sz w:val="20"/>
+      </w:rPr>
+    </w:lvl>
+    <w:lvl w:ilvl="8" w:tentative="1">
+      <w:start w:val="1"/>
+      <w:numFmt w:val="bullet"/>
+      <w:lvlText w:val=""/>
+      <w:lvlJc w:val="left"/>
+      <w:pPr>
+        <w:tabs>
+          <w:tab w:val="num" w:pos="6480"/>
+        </w:tabs>
+        <w:ind w:left="6480" w:hanging="360"/>
+      </w:pPr>
+      <w:rPr>
+        <w:rFonts w:ascii="Wingdings" w:hAnsi="Wingdings" w:hint="default"/>
+        <w:sz w:val="20"/>
+      </w:rPr>
+    </w:lvl>
+  </w:abstractNum>
+  <w:abstractNum w:abstractNumId="3" w15:restartNumberingAfterBreak="0">
+    <w:nsid w:val="60B70908"/>
+    <w:multiLevelType w:val="multilevel"/>
+    <w:tmpl w:val="4462E004"/>
+    <w:lvl w:ilvl="0">
+      <w:start w:val="1"/>
+      <w:numFmt w:val="bullet"/>
+      <w:lvlText w:val=""/>
+      <w:lvlJc w:val="left"/>
+      <w:pPr>
+        <w:tabs>
+          <w:tab w:val="num" w:pos="720"/>
+        </w:tabs>
+        <w:ind w:left="720" w:hanging="360"/>
+      </w:pPr>
+      <w:rPr>
+        <w:rFonts w:ascii="Symbol" w:hAnsi="Symbol" w:hint="default"/>
+        <w:sz w:val="20"/>
+      </w:rPr>
+    </w:lvl>
+    <w:lvl w:ilvl="1">
+      <w:start w:val="1"/>
+      <w:numFmt w:val="bullet"/>
+      <w:lvlText w:val="o"/>
+      <w:lvlJc w:val="left"/>
+      <w:pPr>
+        <w:tabs>
+          <w:tab w:val="num" w:pos="1440"/>
+        </w:tabs>
+        <w:ind w:left="1440" w:hanging="360"/>
+      </w:pPr>
+      <w:rPr>
+        <w:rFonts w:ascii="Courier New" w:hAnsi="Courier New" w:hint="default"/>
+        <w:sz w:val="20"/>
+      </w:rPr>
+    </w:lvl>
+    <w:lvl w:ilvl="2" w:tentative="1">
+      <w:start w:val="1"/>
+      <w:numFmt w:val="bullet"/>
+      <w:lvlText w:val=""/>
+      <w:lvlJc w:val="left"/>
+      <w:pPr>
+        <w:tabs>
+          <w:tab w:val="num" w:pos="2160"/>
+        </w:tabs>
+        <w:ind w:left="2160" w:hanging="360"/>
+      </w:pPr>
+      <w:rPr>
+        <w:rFonts w:ascii="Wingdings" w:hAnsi="Wingdings" w:hint="default"/>
+        <w:sz w:val="20"/>
+      </w:rPr>
+    </w:lvl>
+    <w:lvl w:ilvl="3" w:tentative="1">
+      <w:start w:val="1"/>
+      <w:numFmt w:val="bullet"/>
+      <w:lvlText w:val=""/>
+      <w:lvlJc w:val="left"/>
+      <w:pPr>
+        <w:tabs>
+          <w:tab w:val="num" w:pos="2880"/>
+        </w:tabs>
+        <w:ind w:left="2880" w:hanging="360"/>
+      </w:pPr>
+      <w:rPr>
+        <w:rFonts w:ascii="Wingdings" w:hAnsi="Wingdings" w:hint="default"/>
+        <w:sz w:val="20"/>
+      </w:rPr>
+    </w:lvl>
+    <w:lvl w:ilvl="4" w:tentative="1">
+      <w:start w:val="1"/>
+      <w:numFmt w:val="bullet"/>
+      <w:lvlText w:val=""/>
+      <w:lvlJc w:val="left"/>
+      <w:pPr>
+        <w:tabs>
+          <w:tab w:val="num" w:pos="3600"/>
+        </w:tabs>
+        <w:ind w:left="3600" w:hanging="360"/>
+      </w:pPr>
+      <w:rPr>
+        <w:rFonts w:ascii="Wingdings" w:hAnsi="Wingdings" w:hint="default"/>
+        <w:sz w:val="20"/>
+      </w:rPr>
+    </w:lvl>
+    <w:lvl w:ilvl="5" w:tentative="1">
+      <w:start w:val="1"/>
+      <w:numFmt w:val="bullet"/>
+      <w:lvlText w:val=""/>
+      <w:lvlJc w:val="left"/>
+      <w:pPr>
+        <w:tabs>
+          <w:tab w:val="num" w:pos="4320"/>
+        </w:tabs>
+        <w:ind w:left="4320" w:hanging="360"/>
+      </w:pPr>
+      <w:rPr>
+        <w:rFonts w:ascii="Wingdings" w:hAnsi="Wingdings" w:hint="default"/>
+        <w:sz w:val="20"/>
+      </w:rPr>
+    </w:lvl>
+    <w:lvl w:ilvl="6" w:tentative="1">
+      <w:start w:val="1"/>
+      <w:numFmt w:val="bullet"/>
+      <w:lvlText w:val=""/>
+      <w:lvlJc w:val="left"/>
+      <w:pPr>
+        <w:tabs>
+          <w:tab w:val="num" w:pos="5040"/>
+        </w:tabs>
+        <w:ind w:left="5040" w:hanging="360"/>
+      </w:pPr>
+      <w:rPr>
+        <w:rFonts w:ascii="Wingdings" w:hAnsi="Wingdings" w:hint="default"/>
+        <w:sz w:val="20"/>
+      </w:rPr>
+    </w:lvl>
+    <w:lvl w:ilvl="7" w:tentative="1">
+      <w:start w:val="1"/>
+      <w:numFmt w:val="bullet"/>
+      <w:lvlText w:val=""/>
+      <w:lvlJc w:val="left"/>
+      <w:pPr>
+        <w:tabs>
+          <w:tab w:val="num" w:pos="5760"/>
+        </w:tabs>
+        <w:ind w:left="5760" w:hanging="360"/>
+      </w:pPr>
+      <w:rPr>
+        <w:rFonts w:ascii="Wingdings" w:hAnsi="Wingdings" w:hint="default"/>
+        <w:sz w:val="20"/>
+      </w:rPr>
+    </w:lvl>
+    <w:lvl w:ilvl="8" w:tentative="1">
+      <w:start w:val="1"/>
+      <w:numFmt w:val="bullet"/>
+      <w:lvlText w:val=""/>
+      <w:lvlJc w:val="left"/>
+      <w:pPr>
+        <w:tabs>
+          <w:tab w:val="num" w:pos="6480"/>
+        </w:tabs>
+        <w:ind w:left="6480" w:hanging="360"/>
+      </w:pPr>
+      <w:rPr>
+        <w:rFonts w:ascii="Wingdings" w:hAnsi="Wingdings" w:hint="default"/>
+        <w:sz w:val="20"/>
+      </w:rPr>
+    </w:lvl>
+  </w:abstractNum>
+  <w:abstractNum w:abstractNumId="4" w15:restartNumberingAfterBreak="0">
+    <w:nsid w:val="682D4B13"/>
+    <w:multiLevelType w:val="multilevel"/>
+    <w:tmpl w:val="B29A4042"/>
+    <w:lvl w:ilvl="0">
+      <w:start w:val="1"/>
+      <w:numFmt w:val="bullet"/>
+      <w:lvlText w:val=""/>
+      <w:lvlJc w:val="left"/>
+      <w:pPr>
+        <w:tabs>
+          <w:tab w:val="num" w:pos="720"/>
+        </w:tabs>
+        <w:ind w:left="720" w:hanging="360"/>
+      </w:pPr>
+      <w:rPr>
+        <w:rFonts w:ascii="Symbol" w:hAnsi="Symbol" w:hint="default"/>
+        <w:sz w:val="20"/>
+      </w:rPr>
+    </w:lvl>
+    <w:lvl w:ilvl="1" w:tentative="1">
+      <w:start w:val="1"/>
+      <w:numFmt w:val="bullet"/>
+      <w:lvlText w:val="o"/>
+      <w:lvlJc w:val="left"/>
+      <w:pPr>
+        <w:tabs>
+          <w:tab w:val="num" w:pos="1440"/>
+        </w:tabs>
+        <w:ind w:left="1440" w:hanging="360"/>
+      </w:pPr>
+      <w:rPr>
+        <w:rFonts w:ascii="Courier New" w:hAnsi="Courier New" w:hint="default"/>
+        <w:sz w:val="20"/>
+      </w:rPr>
+    </w:lvl>
+    <w:lvl w:ilvl="2" w:tentative="1">
+      <w:start w:val="1"/>
+      <w:numFmt w:val="bullet"/>
+      <w:lvlText w:val=""/>
+      <w:lvlJc w:val="left"/>
+      <w:pPr>
+        <w:tabs>
+          <w:tab w:val="num" w:pos="2160"/>
+        </w:tabs>
+        <w:ind w:left="2160" w:hanging="360"/>
+      </w:pPr>
+      <w:rPr>
+        <w:rFonts w:ascii="Wingdings" w:hAnsi="Wingdings" w:hint="default"/>
+        <w:sz w:val="20"/>
+      </w:rPr>
+    </w:lvl>
+    <w:lvl w:ilvl="3" w:tentative="1">
+      <w:start w:val="1"/>
+      <w:numFmt w:val="bullet"/>
+      <w:lvlText w:val=""/>
+      <w:lvlJc w:val="left"/>
+      <w:pPr>
+        <w:tabs>
+          <w:tab w:val="num" w:pos="2880"/>
+        </w:tabs>
+        <w:ind w:left="2880" w:hanging="360"/>
+      </w:pPr>
+      <w:rPr>
+        <w:rFonts w:ascii="Wingdings" w:hAnsi="Wingdings" w:hint="default"/>
+        <w:sz w:val="20"/>
+      </w:rPr>
+    </w:lvl>
+    <w:lvl w:ilvl="4" w:tentative="1">
+      <w:start w:val="1"/>
+      <w:numFmt w:val="bullet"/>
+      <w:lvlText w:val=""/>
+      <w:lvlJc w:val="left"/>
+      <w:pPr>
+        <w:tabs>
+          <w:tab w:val="num" w:pos="3600"/>
+        </w:tabs>
+        <w:ind w:left="3600" w:hanging="360"/>
+      </w:pPr>
+      <w:rPr>
+        <w:rFonts w:ascii="Wingdings" w:hAnsi="Wingdings" w:hint="default"/>
+        <w:sz w:val="20"/>
+      </w:rPr>
+    </w:lvl>
+    <w:lvl w:ilvl="5" w:tentative="1">
+      <w:start w:val="1"/>
+      <w:numFmt w:val="bullet"/>
+      <w:lvlText w:val=""/>
+      <w:lvlJc w:val="left"/>
+      <w:pPr>
+        <w:tabs>
+          <w:tab w:val="num" w:pos="4320"/>
+        </w:tabs>
+        <w:ind w:left="4320" w:hanging="360"/>
+      </w:pPr>
+      <w:rPr>
+        <w:rFonts w:ascii="Wingdings" w:hAnsi="Wingdings" w:hint="default"/>
+        <w:sz w:val="20"/>
+      </w:rPr>
+    </w:lvl>
+    <w:lvl w:ilvl="6" w:tentative="1">
+      <w:start w:val="1"/>
+      <w:numFmt w:val="bullet"/>
+      <w:lvlText w:val=""/>
+      <w:lvlJc w:val="left"/>
+      <w:pPr>
+        <w:tabs>
+          <w:tab w:val="num" w:pos="5040"/>
+        </w:tabs>
+        <w:ind w:left="5040" w:hanging="360"/>
+      </w:pPr>
+      <w:rPr>
+        <w:rFonts w:ascii="Wingdings" w:hAnsi="Wingdings" w:hint="default"/>
+        <w:sz w:val="20"/>
+      </w:rPr>
+    </w:lvl>
+    <w:lvl w:ilvl="7" w:tentative="1">
+      <w:start w:val="1"/>
+      <w:numFmt w:val="bullet"/>
+      <w:lvlText w:val=""/>
+      <w:lvlJc w:val="left"/>
+      <w:pPr>
+        <w:tabs>
+          <w:tab w:val="num" w:pos="5760"/>
+        </w:tabs>
+        <w:ind w:left="5760" w:hanging="360"/>
+      </w:pPr>
+      <w:rPr>
+        <w:rFonts w:ascii="Wingdings" w:hAnsi="Wingdings" w:hint="default"/>
+        <w:sz w:val="20"/>
+      </w:rPr>
+    </w:lvl>
+    <w:lvl w:ilvl="8" w:tentative="1">
+      <w:start w:val="1"/>
+      <w:numFmt w:val="bullet"/>
+      <w:lvlText w:val=""/>
+      <w:lvlJc w:val="left"/>
+      <w:pPr>
+        <w:tabs>
+          <w:tab w:val="num" w:pos="6480"/>
+        </w:tabs>
+        <w:ind w:left="6480" w:hanging="360"/>
+      </w:pPr>
+      <w:rPr>
+        <w:rFonts w:ascii="Wingdings" w:hAnsi="Wingdings" w:hint="default"/>
+        <w:sz w:val="20"/>
+      </w:rPr>
+    </w:lvl>
+  </w:abstractNum>
   <w:num w:numId="1" w16cid:durableId="596062808">
+    <w:abstractNumId w:val="2"/>
+  </w:num>
+  <w:num w:numId="2" w16cid:durableId="1513297871">
+    <w:abstractNumId w:val="4"/>
+  </w:num>
+  <w:num w:numId="3" w16cid:durableId="1828982391">
+    <w:abstractNumId w:val="1"/>
+  </w:num>
+  <w:num w:numId="4" w16cid:durableId="805394045">
     <w:abstractNumId w:val="0"/>
+  </w:num>
+  <w:num w:numId="5" w16cid:durableId="977686526">
+    <w:abstractNumId w:val="3"/>
   </w:num>
 </w:numbering>
 </file>
@@ -3004,7 +4725,7 @@
   <w:style w:type="paragraph" w:default="1" w:styleId="Normal">
     <w:name w:val="Normal"/>
     <w:qFormat/>
-    <w:rsid w:val="00286B01"/>
+    <w:rsid w:val="00646E63"/>
   </w:style>
   <w:style w:type="paragraph" w:styleId="Heading1">
     <w:name w:val="heading 1"/>
@@ -3701,6 +5422,21 @@
       <w:ind w:left="200"/>
     </w:pPr>
   </w:style>
+  <w:style w:type="paragraph" w:styleId="NormalWeb">
+    <w:name w:val="Normal (Web)"/>
+    <w:basedOn w:val="Normal"/>
+    <w:uiPriority w:val="99"/>
+    <w:unhideWhenUsed/>
+    <w:rsid w:val="00B67C24"/>
+    <w:pPr>
+      <w:spacing w:beforeAutospacing="1" w:after="100" w:afterAutospacing="1" w:line="240" w:lineRule="auto"/>
+    </w:pPr>
+    <w:rPr>
+      <w:rFonts w:ascii="Times New Roman" w:eastAsia="Times New Roman" w:hAnsi="Times New Roman" w:cs="Times New Roman"/>
+      <w:sz w:val="24"/>
+      <w:szCs w:val="24"/>
+    </w:rPr>
+  </w:style>
 </w:styles>
 </file>
 
